--- a/static/templates-se2026/bapp_termin1_pcl_se2026.docx
+++ b/static/templates-se2026/bapp_termin1_pcl_se2026.docx
@@ -879,55 +879,58 @@
                 <w:szCs w:val="24"/>
                 <w:rtl w:val="0"/>
               </w:rPr>
-              <w:t xml:space="preserve">PIHAK KEDUA,</w:t>
-            </w:r>
-          </w:p>
-          <w:p>
-            <w:pPr>
-              <w:rPr>
-                <w:rFonts w:ascii="Bookman Old Style" w:cs="Bookman Old Style" w:eastAsia="Bookman Old Style" w:hAnsi="Bookman Old Style"/>
-                <w:sz w:val="24"/>
-                <w:szCs w:val="24"/>
-              </w:rPr>
-            </w:pPr>
-            <w:r>
-              <w:rPr>
-                <w:rtl w:val="0"/>
-              </w:rPr>
-            </w:r>
-          </w:p>
-          <w:p>
-            <w:pPr>
-              <w:jc w:val="center"/>
-              <w:rPr>
-                <w:rFonts w:ascii="Bookman Old Style" w:cs="Bookman Old Style" w:eastAsia="Bookman Old Style" w:hAnsi="Bookman Old Style"/>
-                <w:sz w:val="24"/>
-                <w:szCs w:val="24"/>
-              </w:rPr>
-            </w:pPr>
-            <w:r>
-              <w:rPr>
-                <w:rtl w:val="0"/>
-              </w:rPr>
-            </w:r>
-          </w:p>
-          <w:p>
-            <w:pPr>
-              <w:jc w:val="center"/>
-              <w:rPr>
-                <w:rFonts w:ascii="Bookman Old Style" w:cs="Bookman Old Style" w:eastAsia="Bookman Old Style" w:hAnsi="Bookman Old Style"/>
-                <w:sz w:val="24"/>
-                <w:szCs w:val="24"/>
-              </w:rPr>
-            </w:pPr>
-            <w:r>
-              <w:rPr>
-                <w:rFonts w:ascii="Bookman Old Style" w:cs="Bookman Old Style" w:eastAsia="Bookman Old Style" w:hAnsi="Bookman Old Style"/>
-                <w:sz w:val="24"/>
-                <w:szCs w:val="24"/>
-                <w:rtl w:val="0"/>
-              </w:rPr>
-              <w:t xml:space="preserve">(.........................................)</w:t>
+              <w:t>PIHAK KEDUA,</w:t>
+              <w:br/>
+              <w:br/>
+              <w:br/>
+              <w:t>${nama_petugas}</w:t>
+            </w:r>
+          </w:p>
+          <w:p>
+            <w:pPr>
+              <w:rPr>
+                <w:rFonts w:ascii="Bookman Old Style" w:cs="Bookman Old Style" w:eastAsia="Bookman Old Style" w:hAnsi="Bookman Old Style"/>
+                <w:sz w:val="24"/>
+                <w:szCs w:val="24"/>
+              </w:rPr>
+            </w:pPr>
+            <w:r>
+              <w:rPr>
+                <w:rtl w:val="0"/>
+              </w:rPr>
+            </w:r>
+          </w:p>
+          <w:p>
+            <w:pPr>
+              <w:jc w:val="center"/>
+              <w:rPr>
+                <w:rFonts w:ascii="Bookman Old Style" w:cs="Bookman Old Style" w:eastAsia="Bookman Old Style" w:hAnsi="Bookman Old Style"/>
+                <w:sz w:val="24"/>
+                <w:szCs w:val="24"/>
+              </w:rPr>
+            </w:pPr>
+            <w:r>
+              <w:rPr>
+                <w:rtl w:val="0"/>
+              </w:rPr>
+            </w:r>
+          </w:p>
+          <w:p>
+            <w:pPr>
+              <w:jc w:val="center"/>
+              <w:rPr>
+                <w:rFonts w:ascii="Bookman Old Style" w:cs="Bookman Old Style" w:eastAsia="Bookman Old Style" w:hAnsi="Bookman Old Style"/>
+                <w:sz w:val="24"/>
+                <w:szCs w:val="24"/>
+              </w:rPr>
+            </w:pPr>
+            <w:r>
+              <w:rPr>
+                <w:rFonts w:ascii="Bookman Old Style" w:cs="Bookman Old Style" w:eastAsia="Bookman Old Style" w:hAnsi="Bookman Old Style"/>
+                <w:sz w:val="24"/>
+                <w:szCs w:val="24"/>
+                <w:rtl w:val="0"/>
+              </w:rPr>
             </w:r>
           </w:p>
         </w:tc>
@@ -956,55 +959,58 @@
                 <w:szCs w:val="24"/>
                 <w:rtl w:val="0"/>
               </w:rPr>
-              <w:t xml:space="preserve">PIHAK PERTAMA,</w:t>
-            </w:r>
-          </w:p>
-          <w:p>
-            <w:pPr>
-              <w:rPr>
-                <w:rFonts w:ascii="Bookman Old Style" w:cs="Bookman Old Style" w:eastAsia="Bookman Old Style" w:hAnsi="Bookman Old Style"/>
-                <w:sz w:val="24"/>
-                <w:szCs w:val="24"/>
-              </w:rPr>
-            </w:pPr>
-            <w:r>
-              <w:rPr>
-                <w:rtl w:val="0"/>
-              </w:rPr>
-            </w:r>
-          </w:p>
-          <w:p>
-            <w:pPr>
-              <w:jc w:val="center"/>
-              <w:rPr>
-                <w:rFonts w:ascii="Bookman Old Style" w:cs="Bookman Old Style" w:eastAsia="Bookman Old Style" w:hAnsi="Bookman Old Style"/>
-                <w:sz w:val="24"/>
-                <w:szCs w:val="24"/>
-              </w:rPr>
-            </w:pPr>
-            <w:r>
-              <w:rPr>
-                <w:rtl w:val="0"/>
-              </w:rPr>
-            </w:r>
-          </w:p>
-          <w:p>
-            <w:pPr>
-              <w:jc w:val="center"/>
-              <w:rPr>
-                <w:rFonts w:ascii="Bookman Old Style" w:cs="Bookman Old Style" w:eastAsia="Bookman Old Style" w:hAnsi="Bookman Old Style"/>
-                <w:sz w:val="24"/>
-                <w:szCs w:val="24"/>
-              </w:rPr>
-            </w:pPr>
-            <w:r>
-              <w:rPr>
-                <w:rFonts w:ascii="Bookman Old Style" w:cs="Bookman Old Style" w:eastAsia="Bookman Old Style" w:hAnsi="Bookman Old Style"/>
-                <w:sz w:val="24"/>
-                <w:szCs w:val="24"/>
-                <w:rtl w:val="0"/>
-              </w:rPr>
-              <w:t xml:space="preserve">(.........................................)</w:t>
+              <w:t>PIHAK PERTAMA,</w:t>
+              <w:br/>
+              <w:br/>
+              <w:br/>
+              <w:t>${nama_ketua_tim}</w:t>
+            </w:r>
+          </w:p>
+          <w:p>
+            <w:pPr>
+              <w:rPr>
+                <w:rFonts w:ascii="Bookman Old Style" w:cs="Bookman Old Style" w:eastAsia="Bookman Old Style" w:hAnsi="Bookman Old Style"/>
+                <w:sz w:val="24"/>
+                <w:szCs w:val="24"/>
+              </w:rPr>
+            </w:pPr>
+            <w:r>
+              <w:rPr>
+                <w:rtl w:val="0"/>
+              </w:rPr>
+            </w:r>
+          </w:p>
+          <w:p>
+            <w:pPr>
+              <w:jc w:val="center"/>
+              <w:rPr>
+                <w:rFonts w:ascii="Bookman Old Style" w:cs="Bookman Old Style" w:eastAsia="Bookman Old Style" w:hAnsi="Bookman Old Style"/>
+                <w:sz w:val="24"/>
+                <w:szCs w:val="24"/>
+              </w:rPr>
+            </w:pPr>
+            <w:r>
+              <w:rPr>
+                <w:rtl w:val="0"/>
+              </w:rPr>
+            </w:r>
+          </w:p>
+          <w:p>
+            <w:pPr>
+              <w:jc w:val="center"/>
+              <w:rPr>
+                <w:rFonts w:ascii="Bookman Old Style" w:cs="Bookman Old Style" w:eastAsia="Bookman Old Style" w:hAnsi="Bookman Old Style"/>
+                <w:sz w:val="24"/>
+                <w:szCs w:val="24"/>
+              </w:rPr>
+            </w:pPr>
+            <w:r>
+              <w:rPr>
+                <w:rFonts w:ascii="Bookman Old Style" w:cs="Bookman Old Style" w:eastAsia="Bookman Old Style" w:hAnsi="Bookman Old Style"/>
+                <w:sz w:val="24"/>
+                <w:szCs w:val="24"/>
+                <w:rtl w:val="0"/>
+              </w:rPr>
             </w:r>
           </w:p>
         </w:tc>
@@ -1098,7 +1104,7 @@
           <w:szCs w:val="24"/>
           <w:rtl w:val="0"/>
         </w:rPr>
-        <w:t xml:space="preserve">(.........................................)</w:t>
+        <w:t>${nama_ppk}</w:t>
       </w:r>
     </w:p>
     <w:p>
@@ -2595,88 +2601,93 @@
               <w:rPr>
                 <w:rtl w:val="0"/>
               </w:rPr>
-            </w:r>
-          </w:p>
-          <w:p>
-            <w:pPr>
-              <w:jc w:val="center"/>
-              <w:rPr>
-                <w:rFonts w:ascii="Bookman Old Style" w:cs="Bookman Old Style" w:eastAsia="Bookman Old Style" w:hAnsi="Bookman Old Style"/>
-                <w:sz w:val="24"/>
-                <w:szCs w:val="24"/>
-              </w:rPr>
-            </w:pPr>
-            <w:r>
-              <w:rPr>
-                <w:rtl w:val="0"/>
-              </w:rPr>
-            </w:r>
-          </w:p>
-          <w:p>
-            <w:pPr>
-              <w:jc w:val="center"/>
-              <w:rPr>
-                <w:rFonts w:ascii="Bookman Old Style" w:cs="Bookman Old Style" w:eastAsia="Bookman Old Style" w:hAnsi="Bookman Old Style"/>
-                <w:sz w:val="24"/>
-                <w:szCs w:val="24"/>
-              </w:rPr>
-            </w:pPr>
-            <w:r>
-              <w:rPr>
-                <w:rFonts w:ascii="Bookman Old Style" w:cs="Bookman Old Style" w:eastAsia="Bookman Old Style" w:hAnsi="Bookman Old Style"/>
-                <w:sz w:val="24"/>
-                <w:szCs w:val="24"/>
-                <w:rtl w:val="0"/>
-              </w:rPr>
-              <w:t xml:space="preserve">PIHAK KEDUA,</w:t>
-            </w:r>
-          </w:p>
-          <w:p>
-            <w:pPr>
-              <w:rPr>
-                <w:rFonts w:ascii="Bookman Old Style" w:cs="Bookman Old Style" w:eastAsia="Bookman Old Style" w:hAnsi="Bookman Old Style"/>
-                <w:sz w:val="24"/>
-                <w:szCs w:val="24"/>
-              </w:rPr>
-            </w:pPr>
-            <w:r>
-              <w:rPr>
-                <w:rtl w:val="0"/>
-              </w:rPr>
-            </w:r>
-          </w:p>
-          <w:p>
-            <w:pPr>
-              <w:jc w:val="center"/>
-              <w:rPr>
-                <w:rFonts w:ascii="Bookman Old Style" w:cs="Bookman Old Style" w:eastAsia="Bookman Old Style" w:hAnsi="Bookman Old Style"/>
-                <w:sz w:val="24"/>
-                <w:szCs w:val="24"/>
-              </w:rPr>
-            </w:pPr>
-            <w:r>
-              <w:rPr>
-                <w:rtl w:val="0"/>
-              </w:rPr>
-            </w:r>
-          </w:p>
-          <w:p>
-            <w:pPr>
-              <w:jc w:val="center"/>
-              <w:rPr>
-                <w:rFonts w:ascii="Bookman Old Style" w:cs="Bookman Old Style" w:eastAsia="Bookman Old Style" w:hAnsi="Bookman Old Style"/>
-                <w:sz w:val="24"/>
-                <w:szCs w:val="24"/>
-              </w:rPr>
-            </w:pPr>
-            <w:r>
-              <w:rPr>
-                <w:rFonts w:ascii="Bookman Old Style" w:cs="Bookman Old Style" w:eastAsia="Bookman Old Style" w:hAnsi="Bookman Old Style"/>
-                <w:sz w:val="24"/>
-                <w:szCs w:val="24"/>
-                <w:rtl w:val="0"/>
-              </w:rPr>
-              <w:t xml:space="preserve">(.........................................)</w:t>
+              <w:br/>
+              <w:br/>
+              <w:t>PIHAK KEDUA,</w:t>
+              <w:br/>
+              <w:br/>
+              <w:br/>
+              <w:t>${nama_petugas}</w:t>
+            </w:r>
+          </w:p>
+          <w:p>
+            <w:pPr>
+              <w:jc w:val="center"/>
+              <w:rPr>
+                <w:rFonts w:ascii="Bookman Old Style" w:cs="Bookman Old Style" w:eastAsia="Bookman Old Style" w:hAnsi="Bookman Old Style"/>
+                <w:sz w:val="24"/>
+                <w:szCs w:val="24"/>
+              </w:rPr>
+            </w:pPr>
+            <w:r>
+              <w:rPr>
+                <w:rtl w:val="0"/>
+              </w:rPr>
+            </w:r>
+          </w:p>
+          <w:p>
+            <w:pPr>
+              <w:jc w:val="center"/>
+              <w:rPr>
+                <w:rFonts w:ascii="Bookman Old Style" w:cs="Bookman Old Style" w:eastAsia="Bookman Old Style" w:hAnsi="Bookman Old Style"/>
+                <w:sz w:val="24"/>
+                <w:szCs w:val="24"/>
+              </w:rPr>
+            </w:pPr>
+            <w:r>
+              <w:rPr>
+                <w:rFonts w:ascii="Bookman Old Style" w:cs="Bookman Old Style" w:eastAsia="Bookman Old Style" w:hAnsi="Bookman Old Style"/>
+                <w:sz w:val="24"/>
+                <w:szCs w:val="24"/>
+                <w:rtl w:val="0"/>
+              </w:rPr>
+            </w:r>
+          </w:p>
+          <w:p>
+            <w:pPr>
+              <w:rPr>
+                <w:rFonts w:ascii="Bookman Old Style" w:cs="Bookman Old Style" w:eastAsia="Bookman Old Style" w:hAnsi="Bookman Old Style"/>
+                <w:sz w:val="24"/>
+                <w:szCs w:val="24"/>
+              </w:rPr>
+            </w:pPr>
+            <w:r>
+              <w:rPr>
+                <w:rtl w:val="0"/>
+              </w:rPr>
+            </w:r>
+          </w:p>
+          <w:p>
+            <w:pPr>
+              <w:jc w:val="center"/>
+              <w:rPr>
+                <w:rFonts w:ascii="Bookman Old Style" w:cs="Bookman Old Style" w:eastAsia="Bookman Old Style" w:hAnsi="Bookman Old Style"/>
+                <w:sz w:val="24"/>
+                <w:szCs w:val="24"/>
+              </w:rPr>
+            </w:pPr>
+            <w:r>
+              <w:rPr>
+                <w:rtl w:val="0"/>
+              </w:rPr>
+            </w:r>
+          </w:p>
+          <w:p>
+            <w:pPr>
+              <w:jc w:val="center"/>
+              <w:rPr>
+                <w:rFonts w:ascii="Bookman Old Style" w:cs="Bookman Old Style" w:eastAsia="Bookman Old Style" w:hAnsi="Bookman Old Style"/>
+                <w:sz w:val="24"/>
+                <w:szCs w:val="24"/>
+              </w:rPr>
+            </w:pPr>
+            <w:r>
+              <w:rPr>
+                <w:rFonts w:ascii="Bookman Old Style" w:cs="Bookman Old Style" w:eastAsia="Bookman Old Style" w:hAnsi="Bookman Old Style"/>
+                <w:sz w:val="24"/>
+                <w:szCs w:val="24"/>
+                <w:rtl w:val="0"/>
+              </w:rPr>
             </w:r>
           </w:p>
         </w:tc>
@@ -2702,88 +2713,93 @@
               <w:rPr>
                 <w:rtl w:val="0"/>
               </w:rPr>
-            </w:r>
-          </w:p>
-          <w:p>
-            <w:pPr>
-              <w:jc w:val="center"/>
-              <w:rPr>
-                <w:rFonts w:ascii="Bookman Old Style" w:cs="Bookman Old Style" w:eastAsia="Bookman Old Style" w:hAnsi="Bookman Old Style"/>
-                <w:sz w:val="24"/>
-                <w:szCs w:val="24"/>
-              </w:rPr>
-            </w:pPr>
-            <w:r>
-              <w:rPr>
-                <w:rtl w:val="0"/>
-              </w:rPr>
-            </w:r>
-          </w:p>
-          <w:p>
-            <w:pPr>
-              <w:jc w:val="center"/>
-              <w:rPr>
-                <w:rFonts w:ascii="Bookman Old Style" w:cs="Bookman Old Style" w:eastAsia="Bookman Old Style" w:hAnsi="Bookman Old Style"/>
-                <w:sz w:val="24"/>
-                <w:szCs w:val="24"/>
-              </w:rPr>
-            </w:pPr>
-            <w:r>
-              <w:rPr>
-                <w:rFonts w:ascii="Bookman Old Style" w:cs="Bookman Old Style" w:eastAsia="Bookman Old Style" w:hAnsi="Bookman Old Style"/>
-                <w:sz w:val="24"/>
-                <w:szCs w:val="24"/>
-                <w:rtl w:val="0"/>
-              </w:rPr>
-              <w:t xml:space="preserve">PIHAK PERTAMA,</w:t>
-            </w:r>
-          </w:p>
-          <w:p>
-            <w:pPr>
-              <w:rPr>
-                <w:rFonts w:ascii="Bookman Old Style" w:cs="Bookman Old Style" w:eastAsia="Bookman Old Style" w:hAnsi="Bookman Old Style"/>
-                <w:sz w:val="24"/>
-                <w:szCs w:val="24"/>
-              </w:rPr>
-            </w:pPr>
-            <w:r>
-              <w:rPr>
-                <w:rtl w:val="0"/>
-              </w:rPr>
-            </w:r>
-          </w:p>
-          <w:p>
-            <w:pPr>
-              <w:jc w:val="center"/>
-              <w:rPr>
-                <w:rFonts w:ascii="Bookman Old Style" w:cs="Bookman Old Style" w:eastAsia="Bookman Old Style" w:hAnsi="Bookman Old Style"/>
-                <w:sz w:val="24"/>
-                <w:szCs w:val="24"/>
-              </w:rPr>
-            </w:pPr>
-            <w:r>
-              <w:rPr>
-                <w:rtl w:val="0"/>
-              </w:rPr>
-            </w:r>
-          </w:p>
-          <w:p>
-            <w:pPr>
-              <w:jc w:val="center"/>
-              <w:rPr>
-                <w:rFonts w:ascii="Bookman Old Style" w:cs="Bookman Old Style" w:eastAsia="Bookman Old Style" w:hAnsi="Bookman Old Style"/>
-                <w:sz w:val="24"/>
-                <w:szCs w:val="24"/>
-              </w:rPr>
-            </w:pPr>
-            <w:r>
-              <w:rPr>
-                <w:rFonts w:ascii="Bookman Old Style" w:cs="Bookman Old Style" w:eastAsia="Bookman Old Style" w:hAnsi="Bookman Old Style"/>
-                <w:sz w:val="24"/>
-                <w:szCs w:val="24"/>
-                <w:rtl w:val="0"/>
-              </w:rPr>
-              <w:t xml:space="preserve">(.........................................)</w:t>
+              <w:br/>
+              <w:br/>
+              <w:t>PIHAK PERTAMA,</w:t>
+              <w:br/>
+              <w:br/>
+              <w:br/>
+              <w:t>${nama_ketua_tim}</w:t>
+            </w:r>
+          </w:p>
+          <w:p>
+            <w:pPr>
+              <w:jc w:val="center"/>
+              <w:rPr>
+                <w:rFonts w:ascii="Bookman Old Style" w:cs="Bookman Old Style" w:eastAsia="Bookman Old Style" w:hAnsi="Bookman Old Style"/>
+                <w:sz w:val="24"/>
+                <w:szCs w:val="24"/>
+              </w:rPr>
+            </w:pPr>
+            <w:r>
+              <w:rPr>
+                <w:rtl w:val="0"/>
+              </w:rPr>
+            </w:r>
+          </w:p>
+          <w:p>
+            <w:pPr>
+              <w:jc w:val="center"/>
+              <w:rPr>
+                <w:rFonts w:ascii="Bookman Old Style" w:cs="Bookman Old Style" w:eastAsia="Bookman Old Style" w:hAnsi="Bookman Old Style"/>
+                <w:sz w:val="24"/>
+                <w:szCs w:val="24"/>
+              </w:rPr>
+            </w:pPr>
+            <w:r>
+              <w:rPr>
+                <w:rFonts w:ascii="Bookman Old Style" w:cs="Bookman Old Style" w:eastAsia="Bookman Old Style" w:hAnsi="Bookman Old Style"/>
+                <w:sz w:val="24"/>
+                <w:szCs w:val="24"/>
+                <w:rtl w:val="0"/>
+              </w:rPr>
+            </w:r>
+          </w:p>
+          <w:p>
+            <w:pPr>
+              <w:rPr>
+                <w:rFonts w:ascii="Bookman Old Style" w:cs="Bookman Old Style" w:eastAsia="Bookman Old Style" w:hAnsi="Bookman Old Style"/>
+                <w:sz w:val="24"/>
+                <w:szCs w:val="24"/>
+              </w:rPr>
+            </w:pPr>
+            <w:r>
+              <w:rPr>
+                <w:rtl w:val="0"/>
+              </w:rPr>
+            </w:r>
+          </w:p>
+          <w:p>
+            <w:pPr>
+              <w:jc w:val="center"/>
+              <w:rPr>
+                <w:rFonts w:ascii="Bookman Old Style" w:cs="Bookman Old Style" w:eastAsia="Bookman Old Style" w:hAnsi="Bookman Old Style"/>
+                <w:sz w:val="24"/>
+                <w:szCs w:val="24"/>
+              </w:rPr>
+            </w:pPr>
+            <w:r>
+              <w:rPr>
+                <w:rtl w:val="0"/>
+              </w:rPr>
+            </w:r>
+          </w:p>
+          <w:p>
+            <w:pPr>
+              <w:jc w:val="center"/>
+              <w:rPr>
+                <w:rFonts w:ascii="Bookman Old Style" w:cs="Bookman Old Style" w:eastAsia="Bookman Old Style" w:hAnsi="Bookman Old Style"/>
+                <w:sz w:val="24"/>
+                <w:szCs w:val="24"/>
+              </w:rPr>
+            </w:pPr>
+            <w:r>
+              <w:rPr>
+                <w:rFonts w:ascii="Bookman Old Style" w:cs="Bookman Old Style" w:eastAsia="Bookman Old Style" w:hAnsi="Bookman Old Style"/>
+                <w:sz w:val="24"/>
+                <w:szCs w:val="24"/>
+                <w:rtl w:val="0"/>
+              </w:rPr>
             </w:r>
           </w:p>
         </w:tc>
@@ -2940,7 +2956,7 @@
           <w:szCs w:val="24"/>
           <w:rtl w:val="0"/>
         </w:rPr>
-        <w:t xml:space="preserve">(.........................................)</w:t>
+        <w:t>${nama_ppk}</w:t>
       </w:r>
     </w:p>
     <w:p>
@@ -4638,88 +4654,93 @@
               <w:rPr>
                 <w:rtl w:val="0"/>
               </w:rPr>
-            </w:r>
-          </w:p>
-          <w:p>
-            <w:pPr>
-              <w:jc w:val="center"/>
-              <w:rPr>
-                <w:rFonts w:ascii="Bookman Old Style" w:cs="Bookman Old Style" w:eastAsia="Bookman Old Style" w:hAnsi="Bookman Old Style"/>
-                <w:sz w:val="24"/>
-                <w:szCs w:val="24"/>
-              </w:rPr>
-            </w:pPr>
-            <w:r>
-              <w:rPr>
-                <w:rtl w:val="0"/>
-              </w:rPr>
-            </w:r>
-          </w:p>
-          <w:p>
-            <w:pPr>
-              <w:jc w:val="center"/>
-              <w:rPr>
-                <w:rFonts w:ascii="Bookman Old Style" w:cs="Bookman Old Style" w:eastAsia="Bookman Old Style" w:hAnsi="Bookman Old Style"/>
-                <w:sz w:val="24"/>
-                <w:szCs w:val="24"/>
-              </w:rPr>
-            </w:pPr>
-            <w:r>
-              <w:rPr>
-                <w:rFonts w:ascii="Bookman Old Style" w:cs="Bookman Old Style" w:eastAsia="Bookman Old Style" w:hAnsi="Bookman Old Style"/>
-                <w:sz w:val="24"/>
-                <w:szCs w:val="24"/>
-                <w:rtl w:val="0"/>
-              </w:rPr>
-              <w:t xml:space="preserve">PIHAK KEDUA,</w:t>
-            </w:r>
-          </w:p>
-          <w:p>
-            <w:pPr>
-              <w:rPr>
-                <w:rFonts w:ascii="Bookman Old Style" w:cs="Bookman Old Style" w:eastAsia="Bookman Old Style" w:hAnsi="Bookman Old Style"/>
-                <w:sz w:val="24"/>
-                <w:szCs w:val="24"/>
-              </w:rPr>
-            </w:pPr>
-            <w:r>
-              <w:rPr>
-                <w:rtl w:val="0"/>
-              </w:rPr>
-            </w:r>
-          </w:p>
-          <w:p>
-            <w:pPr>
-              <w:jc w:val="center"/>
-              <w:rPr>
-                <w:rFonts w:ascii="Bookman Old Style" w:cs="Bookman Old Style" w:eastAsia="Bookman Old Style" w:hAnsi="Bookman Old Style"/>
-                <w:sz w:val="24"/>
-                <w:szCs w:val="24"/>
-              </w:rPr>
-            </w:pPr>
-            <w:r>
-              <w:rPr>
-                <w:rtl w:val="0"/>
-              </w:rPr>
-            </w:r>
-          </w:p>
-          <w:p>
-            <w:pPr>
-              <w:jc w:val="center"/>
-              <w:rPr>
-                <w:rFonts w:ascii="Bookman Old Style" w:cs="Bookman Old Style" w:eastAsia="Bookman Old Style" w:hAnsi="Bookman Old Style"/>
-                <w:sz w:val="24"/>
-                <w:szCs w:val="24"/>
-              </w:rPr>
-            </w:pPr>
-            <w:r>
-              <w:rPr>
-                <w:rFonts w:ascii="Bookman Old Style" w:cs="Bookman Old Style" w:eastAsia="Bookman Old Style" w:hAnsi="Bookman Old Style"/>
-                <w:sz w:val="24"/>
-                <w:szCs w:val="24"/>
-                <w:rtl w:val="0"/>
-              </w:rPr>
-              <w:t xml:space="preserve">(.........................................)</w:t>
+              <w:br/>
+              <w:br/>
+              <w:t>PIHAK KEDUA,</w:t>
+              <w:br/>
+              <w:br/>
+              <w:br/>
+              <w:t>${nama_petugas}</w:t>
+            </w:r>
+          </w:p>
+          <w:p>
+            <w:pPr>
+              <w:jc w:val="center"/>
+              <w:rPr>
+                <w:rFonts w:ascii="Bookman Old Style" w:cs="Bookman Old Style" w:eastAsia="Bookman Old Style" w:hAnsi="Bookman Old Style"/>
+                <w:sz w:val="24"/>
+                <w:szCs w:val="24"/>
+              </w:rPr>
+            </w:pPr>
+            <w:r>
+              <w:rPr>
+                <w:rtl w:val="0"/>
+              </w:rPr>
+            </w:r>
+          </w:p>
+          <w:p>
+            <w:pPr>
+              <w:jc w:val="center"/>
+              <w:rPr>
+                <w:rFonts w:ascii="Bookman Old Style" w:cs="Bookman Old Style" w:eastAsia="Bookman Old Style" w:hAnsi="Bookman Old Style"/>
+                <w:sz w:val="24"/>
+                <w:szCs w:val="24"/>
+              </w:rPr>
+            </w:pPr>
+            <w:r>
+              <w:rPr>
+                <w:rFonts w:ascii="Bookman Old Style" w:cs="Bookman Old Style" w:eastAsia="Bookman Old Style" w:hAnsi="Bookman Old Style"/>
+                <w:sz w:val="24"/>
+                <w:szCs w:val="24"/>
+                <w:rtl w:val="0"/>
+              </w:rPr>
+            </w:r>
+          </w:p>
+          <w:p>
+            <w:pPr>
+              <w:rPr>
+                <w:rFonts w:ascii="Bookman Old Style" w:cs="Bookman Old Style" w:eastAsia="Bookman Old Style" w:hAnsi="Bookman Old Style"/>
+                <w:sz w:val="24"/>
+                <w:szCs w:val="24"/>
+              </w:rPr>
+            </w:pPr>
+            <w:r>
+              <w:rPr>
+                <w:rtl w:val="0"/>
+              </w:rPr>
+            </w:r>
+          </w:p>
+          <w:p>
+            <w:pPr>
+              <w:jc w:val="center"/>
+              <w:rPr>
+                <w:rFonts w:ascii="Bookman Old Style" w:cs="Bookman Old Style" w:eastAsia="Bookman Old Style" w:hAnsi="Bookman Old Style"/>
+                <w:sz w:val="24"/>
+                <w:szCs w:val="24"/>
+              </w:rPr>
+            </w:pPr>
+            <w:r>
+              <w:rPr>
+                <w:rtl w:val="0"/>
+              </w:rPr>
+            </w:r>
+          </w:p>
+          <w:p>
+            <w:pPr>
+              <w:jc w:val="center"/>
+              <w:rPr>
+                <w:rFonts w:ascii="Bookman Old Style" w:cs="Bookman Old Style" w:eastAsia="Bookman Old Style" w:hAnsi="Bookman Old Style"/>
+                <w:sz w:val="24"/>
+                <w:szCs w:val="24"/>
+              </w:rPr>
+            </w:pPr>
+            <w:r>
+              <w:rPr>
+                <w:rFonts w:ascii="Bookman Old Style" w:cs="Bookman Old Style" w:eastAsia="Bookman Old Style" w:hAnsi="Bookman Old Style"/>
+                <w:sz w:val="24"/>
+                <w:szCs w:val="24"/>
+                <w:rtl w:val="0"/>
+              </w:rPr>
             </w:r>
           </w:p>
         </w:tc>
@@ -4745,88 +4766,93 @@
               <w:rPr>
                 <w:rtl w:val="0"/>
               </w:rPr>
-            </w:r>
-          </w:p>
-          <w:p>
-            <w:pPr>
-              <w:jc w:val="center"/>
-              <w:rPr>
-                <w:rFonts w:ascii="Bookman Old Style" w:cs="Bookman Old Style" w:eastAsia="Bookman Old Style" w:hAnsi="Bookman Old Style"/>
-                <w:sz w:val="24"/>
-                <w:szCs w:val="24"/>
-              </w:rPr>
-            </w:pPr>
-            <w:r>
-              <w:rPr>
-                <w:rtl w:val="0"/>
-              </w:rPr>
-            </w:r>
-          </w:p>
-          <w:p>
-            <w:pPr>
-              <w:jc w:val="center"/>
-              <w:rPr>
-                <w:rFonts w:ascii="Bookman Old Style" w:cs="Bookman Old Style" w:eastAsia="Bookman Old Style" w:hAnsi="Bookman Old Style"/>
-                <w:sz w:val="24"/>
-                <w:szCs w:val="24"/>
-              </w:rPr>
-            </w:pPr>
-            <w:r>
-              <w:rPr>
-                <w:rFonts w:ascii="Bookman Old Style" w:cs="Bookman Old Style" w:eastAsia="Bookman Old Style" w:hAnsi="Bookman Old Style"/>
-                <w:sz w:val="24"/>
-                <w:szCs w:val="24"/>
-                <w:rtl w:val="0"/>
-              </w:rPr>
-              <w:t xml:space="preserve">PIHAK PERTAMA,</w:t>
-            </w:r>
-          </w:p>
-          <w:p>
-            <w:pPr>
-              <w:rPr>
-                <w:rFonts w:ascii="Bookman Old Style" w:cs="Bookman Old Style" w:eastAsia="Bookman Old Style" w:hAnsi="Bookman Old Style"/>
-                <w:sz w:val="24"/>
-                <w:szCs w:val="24"/>
-              </w:rPr>
-            </w:pPr>
-            <w:r>
-              <w:rPr>
-                <w:rtl w:val="0"/>
-              </w:rPr>
-            </w:r>
-          </w:p>
-          <w:p>
-            <w:pPr>
-              <w:jc w:val="center"/>
-              <w:rPr>
-                <w:rFonts w:ascii="Bookman Old Style" w:cs="Bookman Old Style" w:eastAsia="Bookman Old Style" w:hAnsi="Bookman Old Style"/>
-                <w:sz w:val="24"/>
-                <w:szCs w:val="24"/>
-              </w:rPr>
-            </w:pPr>
-            <w:r>
-              <w:rPr>
-                <w:rtl w:val="0"/>
-              </w:rPr>
-            </w:r>
-          </w:p>
-          <w:p>
-            <w:pPr>
-              <w:jc w:val="center"/>
-              <w:rPr>
-                <w:rFonts w:ascii="Bookman Old Style" w:cs="Bookman Old Style" w:eastAsia="Bookman Old Style" w:hAnsi="Bookman Old Style"/>
-                <w:sz w:val="24"/>
-                <w:szCs w:val="24"/>
-              </w:rPr>
-            </w:pPr>
-            <w:r>
-              <w:rPr>
-                <w:rFonts w:ascii="Bookman Old Style" w:cs="Bookman Old Style" w:eastAsia="Bookman Old Style" w:hAnsi="Bookman Old Style"/>
-                <w:sz w:val="24"/>
-                <w:szCs w:val="24"/>
-                <w:rtl w:val="0"/>
-              </w:rPr>
-              <w:t xml:space="preserve">(.........................................)</w:t>
+              <w:br/>
+              <w:br/>
+              <w:t>PIHAK PERTAMA,</w:t>
+              <w:br/>
+              <w:br/>
+              <w:br/>
+              <w:t>${nama_ketua_tim}</w:t>
+            </w:r>
+          </w:p>
+          <w:p>
+            <w:pPr>
+              <w:jc w:val="center"/>
+              <w:rPr>
+                <w:rFonts w:ascii="Bookman Old Style" w:cs="Bookman Old Style" w:eastAsia="Bookman Old Style" w:hAnsi="Bookman Old Style"/>
+                <w:sz w:val="24"/>
+                <w:szCs w:val="24"/>
+              </w:rPr>
+            </w:pPr>
+            <w:r>
+              <w:rPr>
+                <w:rtl w:val="0"/>
+              </w:rPr>
+            </w:r>
+          </w:p>
+          <w:p>
+            <w:pPr>
+              <w:jc w:val="center"/>
+              <w:rPr>
+                <w:rFonts w:ascii="Bookman Old Style" w:cs="Bookman Old Style" w:eastAsia="Bookman Old Style" w:hAnsi="Bookman Old Style"/>
+                <w:sz w:val="24"/>
+                <w:szCs w:val="24"/>
+              </w:rPr>
+            </w:pPr>
+            <w:r>
+              <w:rPr>
+                <w:rFonts w:ascii="Bookman Old Style" w:cs="Bookman Old Style" w:eastAsia="Bookman Old Style" w:hAnsi="Bookman Old Style"/>
+                <w:sz w:val="24"/>
+                <w:szCs w:val="24"/>
+                <w:rtl w:val="0"/>
+              </w:rPr>
+            </w:r>
+          </w:p>
+          <w:p>
+            <w:pPr>
+              <w:rPr>
+                <w:rFonts w:ascii="Bookman Old Style" w:cs="Bookman Old Style" w:eastAsia="Bookman Old Style" w:hAnsi="Bookman Old Style"/>
+                <w:sz w:val="24"/>
+                <w:szCs w:val="24"/>
+              </w:rPr>
+            </w:pPr>
+            <w:r>
+              <w:rPr>
+                <w:rtl w:val="0"/>
+              </w:rPr>
+            </w:r>
+          </w:p>
+          <w:p>
+            <w:pPr>
+              <w:jc w:val="center"/>
+              <w:rPr>
+                <w:rFonts w:ascii="Bookman Old Style" w:cs="Bookman Old Style" w:eastAsia="Bookman Old Style" w:hAnsi="Bookman Old Style"/>
+                <w:sz w:val="24"/>
+                <w:szCs w:val="24"/>
+              </w:rPr>
+            </w:pPr>
+            <w:r>
+              <w:rPr>
+                <w:rtl w:val="0"/>
+              </w:rPr>
+            </w:r>
+          </w:p>
+          <w:p>
+            <w:pPr>
+              <w:jc w:val="center"/>
+              <w:rPr>
+                <w:rFonts w:ascii="Bookman Old Style" w:cs="Bookman Old Style" w:eastAsia="Bookman Old Style" w:hAnsi="Bookman Old Style"/>
+                <w:sz w:val="24"/>
+                <w:szCs w:val="24"/>
+              </w:rPr>
+            </w:pPr>
+            <w:r>
+              <w:rPr>
+                <w:rFonts w:ascii="Bookman Old Style" w:cs="Bookman Old Style" w:eastAsia="Bookman Old Style" w:hAnsi="Bookman Old Style"/>
+                <w:sz w:val="24"/>
+                <w:szCs w:val="24"/>
+                <w:rtl w:val="0"/>
+              </w:rPr>
             </w:r>
           </w:p>
         </w:tc>
@@ -4969,7 +4995,7 @@
           <w:szCs w:val="24"/>
           <w:rtl w:val="0"/>
         </w:rPr>
-        <w:t xml:space="preserve">(.........................................)</w:t>
+        <w:t>${nama_ppk}</w:t>
       </w:r>
     </w:p>
     <w:p>

--- a/static/templates-se2026/bapp_termin1_pcl_se2026.docx
+++ b/static/templates-se2026/bapp_termin1_pcl_se2026.docx
@@ -331,7 +331,7 @@
         </w:rPr>
         <w:t xml:space="preserve">Jabatan </w:t>
         <w:tab/>
-        <w:t>: PPK BPS Kabupaten Dompu, selanjutnya disebut sebagai PIHAK PERTAMA.</w:t>
+        <w:t xml:space="preserve">: PPK BPS Kabupaten Dompu, selanjutnya disebut sebagai </w:t>
       </w:r>
       <w:r>
         <w:rPr>
@@ -342,14 +342,16 @@
           <w:szCs w:val="24"/>
           <w:rtl w:val="0"/>
         </w:rPr>
-      </w:r>
-      <w:r>
-        <w:rPr>
-          <w:rFonts w:ascii="Bookman Old Style" w:cs="Bookman Old Style" w:eastAsia="Bookman Old Style" w:hAnsi="Bookman Old Style"/>
-          <w:sz w:val="24"/>
-          <w:szCs w:val="24"/>
-          <w:rtl w:val="0"/>
-        </w:rPr>
+        <w:t xml:space="preserve">PIHAK PERTAMA</w:t>
+      </w:r>
+      <w:r>
+        <w:rPr>
+          <w:rFonts w:ascii="Bookman Old Style" w:cs="Bookman Old Style" w:eastAsia="Bookman Old Style" w:hAnsi="Bookman Old Style"/>
+          <w:sz w:val="24"/>
+          <w:szCs w:val="24"/>
+          <w:rtl w:val="0"/>
+        </w:rPr>
+        <w:t xml:space="preserve">.</w:t>
       </w:r>
     </w:p>
     <w:p>
@@ -546,15 +548,16 @@
           <w:szCs w:val="24"/>
           <w:rtl w:val="0"/>
         </w:rPr>
-        <w:t>PIHAK KEDUA telah melaksanakan pekerjaan Pendataan Lapangan  Sensus Ekonomi 2026 pada Badan Pusat Statistik Kabupaten Dompu berdasarkan Perjanjian Kerja Nomor: ${nomor_spk}, sesuai dengan target pekerjaan termin I yang ditetapkan sebesar ${target_sls} SLS/Sub-SLS.</w:t>
-      </w:r>
-      <w:r>
-        <w:rPr>
-          <w:rFonts w:ascii="Bookman Old Style" w:cs="Bookman Old Style" w:eastAsia="Bookman Old Style" w:hAnsi="Bookman Old Style"/>
-          <w:sz w:val="24"/>
-          <w:szCs w:val="24"/>
-          <w:rtl w:val="0"/>
-        </w:rPr>
+        <w:t xml:space="preserve">PIHAK KEDUA</w:t>
+      </w:r>
+      <w:r>
+        <w:rPr>
+          <w:rFonts w:ascii="Bookman Old Style" w:cs="Bookman Old Style" w:eastAsia="Bookman Old Style" w:hAnsi="Bookman Old Style"/>
+          <w:sz w:val="24"/>
+          <w:szCs w:val="24"/>
+          <w:rtl w:val="0"/>
+        </w:rPr>
+        <w:t xml:space="preserve"> telah melaksanakan pekerjaan Pendataan Lapangan  Sensus Ekonomi 2026 pada Badan Pusat Statistik Kabupaten Dompu berdasarkan Perjanjian Kerja Nomor: ${nomor_spk}, sesuai dengan target pekerjaan termin I yang ditetapkan sebesar ${target_sls} SLS/Sub-SLS.</w:t>
       </w:r>
     </w:p>
     <w:p>
@@ -879,58 +882,55 @@
                 <w:szCs w:val="24"/>
                 <w:rtl w:val="0"/>
               </w:rPr>
-              <w:t>PIHAK KEDUA,</w:t>
-              <w:br/>
-              <w:br/>
-              <w:br/>
+              <w:t xml:space="preserve">PIHAK KEDUA,</w:t>
+            </w:r>
+          </w:p>
+          <w:p>
+            <w:pPr>
+              <w:rPr>
+                <w:rFonts w:ascii="Bookman Old Style" w:cs="Bookman Old Style" w:eastAsia="Bookman Old Style" w:hAnsi="Bookman Old Style"/>
+                <w:sz w:val="24"/>
+                <w:szCs w:val="24"/>
+              </w:rPr>
+            </w:pPr>
+            <w:r>
+              <w:rPr>
+                <w:rtl w:val="0"/>
+              </w:rPr>
+            </w:r>
+          </w:p>
+          <w:p>
+            <w:pPr>
+              <w:jc w:val="center"/>
+              <w:rPr>
+                <w:rFonts w:ascii="Bookman Old Style" w:cs="Bookman Old Style" w:eastAsia="Bookman Old Style" w:hAnsi="Bookman Old Style"/>
+                <w:sz w:val="24"/>
+                <w:szCs w:val="24"/>
+              </w:rPr>
+            </w:pPr>
+            <w:r>
+              <w:rPr>
+                <w:rtl w:val="0"/>
+              </w:rPr>
+            </w:r>
+          </w:p>
+          <w:p>
+            <w:pPr>
+              <w:jc w:val="center"/>
+              <w:rPr>
+                <w:rFonts w:ascii="Bookman Old Style" w:cs="Bookman Old Style" w:eastAsia="Bookman Old Style" w:hAnsi="Bookman Old Style"/>
+                <w:sz w:val="24"/>
+                <w:szCs w:val="24"/>
+              </w:rPr>
+            </w:pPr>
+            <w:r>
+              <w:rPr>
+                <w:rFonts w:ascii="Bookman Old Style" w:cs="Bookman Old Style" w:eastAsia="Bookman Old Style" w:hAnsi="Bookman Old Style"/>
+                <w:sz w:val="24"/>
+                <w:szCs w:val="24"/>
+                <w:rtl w:val="0"/>
+              </w:rPr>
               <w:t>${nama_petugas}</w:t>
-            </w:r>
-          </w:p>
-          <w:p>
-            <w:pPr>
-              <w:rPr>
-                <w:rFonts w:ascii="Bookman Old Style" w:cs="Bookman Old Style" w:eastAsia="Bookman Old Style" w:hAnsi="Bookman Old Style"/>
-                <w:sz w:val="24"/>
-                <w:szCs w:val="24"/>
-              </w:rPr>
-            </w:pPr>
-            <w:r>
-              <w:rPr>
-                <w:rtl w:val="0"/>
-              </w:rPr>
-            </w:r>
-          </w:p>
-          <w:p>
-            <w:pPr>
-              <w:jc w:val="center"/>
-              <w:rPr>
-                <w:rFonts w:ascii="Bookman Old Style" w:cs="Bookman Old Style" w:eastAsia="Bookman Old Style" w:hAnsi="Bookman Old Style"/>
-                <w:sz w:val="24"/>
-                <w:szCs w:val="24"/>
-              </w:rPr>
-            </w:pPr>
-            <w:r>
-              <w:rPr>
-                <w:rtl w:val="0"/>
-              </w:rPr>
-            </w:r>
-          </w:p>
-          <w:p>
-            <w:pPr>
-              <w:jc w:val="center"/>
-              <w:rPr>
-                <w:rFonts w:ascii="Bookman Old Style" w:cs="Bookman Old Style" w:eastAsia="Bookman Old Style" w:hAnsi="Bookman Old Style"/>
-                <w:sz w:val="24"/>
-                <w:szCs w:val="24"/>
-              </w:rPr>
-            </w:pPr>
-            <w:r>
-              <w:rPr>
-                <w:rFonts w:ascii="Bookman Old Style" w:cs="Bookman Old Style" w:eastAsia="Bookman Old Style" w:hAnsi="Bookman Old Style"/>
-                <w:sz w:val="24"/>
-                <w:szCs w:val="24"/>
-                <w:rtl w:val="0"/>
-              </w:rPr>
             </w:r>
           </w:p>
         </w:tc>
@@ -959,58 +959,55 @@
                 <w:szCs w:val="24"/>
                 <w:rtl w:val="0"/>
               </w:rPr>
-              <w:t>PIHAK PERTAMA,</w:t>
-              <w:br/>
-              <w:br/>
-              <w:br/>
+              <w:t xml:space="preserve">PIHAK PERTAMA,</w:t>
+            </w:r>
+          </w:p>
+          <w:p>
+            <w:pPr>
+              <w:rPr>
+                <w:rFonts w:ascii="Bookman Old Style" w:cs="Bookman Old Style" w:eastAsia="Bookman Old Style" w:hAnsi="Bookman Old Style"/>
+                <w:sz w:val="24"/>
+                <w:szCs w:val="24"/>
+              </w:rPr>
+            </w:pPr>
+            <w:r>
+              <w:rPr>
+                <w:rtl w:val="0"/>
+              </w:rPr>
+            </w:r>
+          </w:p>
+          <w:p>
+            <w:pPr>
+              <w:jc w:val="center"/>
+              <w:rPr>
+                <w:rFonts w:ascii="Bookman Old Style" w:cs="Bookman Old Style" w:eastAsia="Bookman Old Style" w:hAnsi="Bookman Old Style"/>
+                <w:sz w:val="24"/>
+                <w:szCs w:val="24"/>
+              </w:rPr>
+            </w:pPr>
+            <w:r>
+              <w:rPr>
+                <w:rtl w:val="0"/>
+              </w:rPr>
+            </w:r>
+          </w:p>
+          <w:p>
+            <w:pPr>
+              <w:jc w:val="center"/>
+              <w:rPr>
+                <w:rFonts w:ascii="Bookman Old Style" w:cs="Bookman Old Style" w:eastAsia="Bookman Old Style" w:hAnsi="Bookman Old Style"/>
+                <w:sz w:val="24"/>
+                <w:szCs w:val="24"/>
+              </w:rPr>
+            </w:pPr>
+            <w:r>
+              <w:rPr>
+                <w:rFonts w:ascii="Bookman Old Style" w:cs="Bookman Old Style" w:eastAsia="Bookman Old Style" w:hAnsi="Bookman Old Style"/>
+                <w:sz w:val="24"/>
+                <w:szCs w:val="24"/>
+                <w:rtl w:val="0"/>
+              </w:rPr>
               <w:t>${nama_ketua_tim}</w:t>
-            </w:r>
-          </w:p>
-          <w:p>
-            <w:pPr>
-              <w:rPr>
-                <w:rFonts w:ascii="Bookman Old Style" w:cs="Bookman Old Style" w:eastAsia="Bookman Old Style" w:hAnsi="Bookman Old Style"/>
-                <w:sz w:val="24"/>
-                <w:szCs w:val="24"/>
-              </w:rPr>
-            </w:pPr>
-            <w:r>
-              <w:rPr>
-                <w:rtl w:val="0"/>
-              </w:rPr>
-            </w:r>
-          </w:p>
-          <w:p>
-            <w:pPr>
-              <w:jc w:val="center"/>
-              <w:rPr>
-                <w:rFonts w:ascii="Bookman Old Style" w:cs="Bookman Old Style" w:eastAsia="Bookman Old Style" w:hAnsi="Bookman Old Style"/>
-                <w:sz w:val="24"/>
-                <w:szCs w:val="24"/>
-              </w:rPr>
-            </w:pPr>
-            <w:r>
-              <w:rPr>
-                <w:rtl w:val="0"/>
-              </w:rPr>
-            </w:r>
-          </w:p>
-          <w:p>
-            <w:pPr>
-              <w:jc w:val="center"/>
-              <w:rPr>
-                <w:rFonts w:ascii="Bookman Old Style" w:cs="Bookman Old Style" w:eastAsia="Bookman Old Style" w:hAnsi="Bookman Old Style"/>
-                <w:sz w:val="24"/>
-                <w:szCs w:val="24"/>
-              </w:rPr>
-            </w:pPr>
-            <w:r>
-              <w:rPr>
-                <w:rFonts w:ascii="Bookman Old Style" w:cs="Bookman Old Style" w:eastAsia="Bookman Old Style" w:hAnsi="Bookman Old Style"/>
-                <w:sz w:val="24"/>
-                <w:szCs w:val="24"/>
-                <w:rtl w:val="0"/>
-              </w:rPr>
             </w:r>
           </w:p>
         </w:tc>
@@ -1206,7 +1203,7 @@
           <w:szCs w:val="24"/>
           <w:rtl w:val="0"/>
         </w:rPr>
-        <w:t>NOMOR: ${nomor}</w:t>
+        <w:t>${nomor}</w:t>
       </w:r>
     </w:p>
     <w:p>
@@ -1964,86 +1961,83 @@
             <w:r>
               <w:rPr>
                 <w:rFonts w:ascii="Bookman Old Style" w:cs="Bookman Old Style" w:eastAsia="Bookman Old Style" w:hAnsi="Bookman Old Style"/>
-                <w:i w:val="1"/>
-                <w:iCs w:val="1"/>
+                <w:sz w:val="24"/>
+                <w:szCs w:val="24"/>
+                <w:rtl w:val="0"/>
+              </w:rPr>
+              <w:t>${target_sls}</w:t>
+            </w:r>
+            <w:r>
+              <w:rPr>
+                <w:rFonts w:ascii="Bookman Old Style" w:cs="Bookman Old Style" w:eastAsia="Bookman Old Style" w:hAnsi="Bookman Old Style"/>
                 <w:color w:val="ff0000"/>
                 <w:sz w:val="24"/>
                 <w:szCs w:val="24"/>
+                <w:rtl w:val="0"/>
+              </w:rPr>
+              <w:t xml:space="preserve"> </w:t>
+            </w:r>
+            <w:r>
+              <w:rPr>
+                <w:rFonts w:ascii="Bookman Old Style" w:cs="Bookman Old Style" w:eastAsia="Bookman Old Style" w:hAnsi="Bookman Old Style"/>
+                <w:sz w:val="24"/>
+                <w:szCs w:val="24"/>
+                <w:rtl w:val="0"/>
+              </w:rPr>
+              <w:t xml:space="preserve">SLS/Sub-SLS </w:t>
+            </w:r>
+          </w:p>
+        </w:tc>
+        <w:tc>
+          <w:tcPr>
+            <w:vMerge w:val="restart"/>
+            <w:vAlign w:val="center"/>
+          </w:tcPr>
+          <w:p>
+            <w:pPr>
+              <w:jc w:val="center"/>
+              <w:rPr>
+                <w:rFonts w:ascii="Bookman Old Style" w:cs="Bookman Old Style" w:eastAsia="Bookman Old Style" w:hAnsi="Bookman Old Style"/>
+                <w:sz w:val="24"/>
+                <w:szCs w:val="24"/>
+              </w:rPr>
+            </w:pPr>
+            <w:r>
+              <w:rPr>
+                <w:rFonts w:ascii="Bookman Old Style" w:cs="Bookman Old Style" w:eastAsia="Bookman Old Style" w:hAnsi="Bookman Old Style"/>
+                <w:sz w:val="24"/>
+                <w:szCs w:val="24"/>
+                <w:rtl w:val="0"/>
+              </w:rPr>
+              <w:t xml:space="preserve">Telah mencapai target pekerjaan sebesar </w:t>
+            </w:r>
+            <w:r>
+              <w:rPr>
+                <w:rFonts w:ascii="Bookman Old Style" w:cs="Bookman Old Style" w:eastAsia="Bookman Old Style" w:hAnsi="Bookman Old Style"/>
+                <w:sz w:val="24"/>
+                <w:szCs w:val="24"/>
+                <w:rtl w:val="0"/>
+              </w:rPr>
+              <w:t>${realisasi_sls}</w:t>
+            </w:r>
+            <w:r>
+              <w:rPr>
+                <w:rFonts w:ascii="Bookman Old Style" w:cs="Bookman Old Style" w:eastAsia="Bookman Old Style" w:hAnsi="Bookman Old Style"/>
+                <w:sz w:val="24"/>
+                <w:szCs w:val="24"/>
                 <w:u w:val="single"/>
                 <w:rtl w:val="0"/>
               </w:rPr>
-              <w:t xml:space="preserve">${target_sls} SLS/Sub-SLS </w:t>
-            </w:r>
-            <w:r>
-              <w:rPr>
-                <w:rFonts w:ascii="Bookman Old Style" w:cs="Bookman Old Style" w:eastAsia="Bookman Old Style" w:hAnsi="Bookman Old Style"/>
-                <w:color w:val="ff0000"/>
-                <w:sz w:val="24"/>
-                <w:szCs w:val="24"/>
-                <w:rtl w:val="0"/>
-              </w:rPr>
-            </w:r>
-            <w:r>
-              <w:rPr>
-                <w:rFonts w:ascii="Bookman Old Style" w:cs="Bookman Old Style" w:eastAsia="Bookman Old Style" w:hAnsi="Bookman Old Style"/>
-                <w:sz w:val="24"/>
-                <w:szCs w:val="24"/>
-                <w:rtl w:val="0"/>
-              </w:rPr>
-            </w:r>
-          </w:p>
-        </w:tc>
-        <w:tc>
-          <w:tcPr>
-            <w:vMerge w:val="restart"/>
-            <w:vAlign w:val="center"/>
-          </w:tcPr>
-          <w:p>
-            <w:pPr>
-              <w:jc w:val="center"/>
-              <w:rPr>
-                <w:rFonts w:ascii="Bookman Old Style" w:cs="Bookman Old Style" w:eastAsia="Bookman Old Style" w:hAnsi="Bookman Old Style"/>
-                <w:sz w:val="24"/>
-                <w:szCs w:val="24"/>
-              </w:rPr>
-            </w:pPr>
-            <w:r>
-              <w:rPr>
-                <w:rFonts w:ascii="Bookman Old Style" w:cs="Bookman Old Style" w:eastAsia="Bookman Old Style" w:hAnsi="Bookman Old Style"/>
-                <w:sz w:val="24"/>
-                <w:szCs w:val="24"/>
-                <w:rtl w:val="0"/>
-              </w:rPr>
-              <w:t>Telah mencapai target pekerjaan sebesar ${realisasi_sls} SLS/Sub-SLS</w:t>
-            </w:r>
-            <w:r>
-              <w:rPr>
-                <w:rFonts w:ascii="Bookman Old Style" w:cs="Bookman Old Style" w:eastAsia="Bookman Old Style" w:hAnsi="Bookman Old Style"/>
-                <w:i w:val="1"/>
-                <w:iCs w:val="1"/>
-                <w:color w:val="ff0000"/>
-                <w:sz w:val="24"/>
-                <w:szCs w:val="24"/>
-                <w:u w:val="single"/>
-                <w:rtl w:val="0"/>
-              </w:rPr>
-            </w:r>
-            <w:r>
-              <w:rPr>
-                <w:rFonts w:ascii="Bookman Old Style" w:cs="Bookman Old Style" w:eastAsia="Bookman Old Style" w:hAnsi="Bookman Old Style"/>
-                <w:sz w:val="24"/>
-                <w:szCs w:val="24"/>
-                <w:u w:val="single"/>
-                <w:rtl w:val="0"/>
-              </w:rPr>
-            </w:r>
-            <w:r>
-              <w:rPr>
-                <w:rFonts w:ascii="Bookman Old Style" w:cs="Bookman Old Style" w:eastAsia="Bookman Old Style" w:hAnsi="Bookman Old Style"/>
-                <w:sz w:val="24"/>
-                <w:szCs w:val="24"/>
-                <w:rtl w:val="0"/>
-              </w:rPr>
+              <w:t xml:space="preserve"> </w:t>
+            </w:r>
+            <w:r>
+              <w:rPr>
+                <w:rFonts w:ascii="Bookman Old Style" w:cs="Bookman Old Style" w:eastAsia="Bookman Old Style" w:hAnsi="Bookman Old Style"/>
+                <w:sz w:val="24"/>
+                <w:szCs w:val="24"/>
+                <w:rtl w:val="0"/>
+              </w:rPr>
+              <w:t xml:space="preserve">SLS/Sub-SLS</w:t>
             </w:r>
           </w:p>
         </w:tc>
@@ -2337,8 +2331,6 @@
             <w:r>
               <w:rPr>
                 <w:rFonts w:ascii="Bookman Old Style" w:cs="Bookman Old Style" w:eastAsia="Bookman Old Style" w:hAnsi="Bookman Old Style"/>
-                <w:i w:val="1"/>
-                <w:iCs w:val="1"/>
                 <w:sz w:val="24"/>
                 <w:szCs w:val="24"/>
                 <w:rtl w:val="0"/>
@@ -2601,93 +2593,88 @@
               <w:rPr>
                 <w:rtl w:val="0"/>
               </w:rPr>
-              <w:br/>
-              <w:br/>
-              <w:t>PIHAK KEDUA,</w:t>
-              <w:br/>
-              <w:br/>
-              <w:br/>
+            </w:r>
+          </w:p>
+          <w:p>
+            <w:pPr>
+              <w:jc w:val="center"/>
+              <w:rPr>
+                <w:rFonts w:ascii="Bookman Old Style" w:cs="Bookman Old Style" w:eastAsia="Bookman Old Style" w:hAnsi="Bookman Old Style"/>
+                <w:sz w:val="24"/>
+                <w:szCs w:val="24"/>
+              </w:rPr>
+            </w:pPr>
+            <w:r>
+              <w:rPr>
+                <w:rtl w:val="0"/>
+              </w:rPr>
+            </w:r>
+          </w:p>
+          <w:p>
+            <w:pPr>
+              <w:jc w:val="center"/>
+              <w:rPr>
+                <w:rFonts w:ascii="Bookman Old Style" w:cs="Bookman Old Style" w:eastAsia="Bookman Old Style" w:hAnsi="Bookman Old Style"/>
+                <w:sz w:val="24"/>
+                <w:szCs w:val="24"/>
+              </w:rPr>
+            </w:pPr>
+            <w:r>
+              <w:rPr>
+                <w:rFonts w:ascii="Bookman Old Style" w:cs="Bookman Old Style" w:eastAsia="Bookman Old Style" w:hAnsi="Bookman Old Style"/>
+                <w:sz w:val="24"/>
+                <w:szCs w:val="24"/>
+                <w:rtl w:val="0"/>
+              </w:rPr>
+              <w:t xml:space="preserve">PIHAK KEDUA,</w:t>
+            </w:r>
+          </w:p>
+          <w:p>
+            <w:pPr>
+              <w:rPr>
+                <w:rFonts w:ascii="Bookman Old Style" w:cs="Bookman Old Style" w:eastAsia="Bookman Old Style" w:hAnsi="Bookman Old Style"/>
+                <w:sz w:val="24"/>
+                <w:szCs w:val="24"/>
+              </w:rPr>
+            </w:pPr>
+            <w:r>
+              <w:rPr>
+                <w:rtl w:val="0"/>
+              </w:rPr>
+            </w:r>
+          </w:p>
+          <w:p>
+            <w:pPr>
+              <w:jc w:val="center"/>
+              <w:rPr>
+                <w:rFonts w:ascii="Bookman Old Style" w:cs="Bookman Old Style" w:eastAsia="Bookman Old Style" w:hAnsi="Bookman Old Style"/>
+                <w:sz w:val="24"/>
+                <w:szCs w:val="24"/>
+              </w:rPr>
+            </w:pPr>
+            <w:r>
+              <w:rPr>
+                <w:rtl w:val="0"/>
+              </w:rPr>
+            </w:r>
+          </w:p>
+          <w:p>
+            <w:pPr>
+              <w:jc w:val="center"/>
+              <w:rPr>
+                <w:rFonts w:ascii="Bookman Old Style" w:cs="Bookman Old Style" w:eastAsia="Bookman Old Style" w:hAnsi="Bookman Old Style"/>
+                <w:sz w:val="24"/>
+                <w:szCs w:val="24"/>
+              </w:rPr>
+            </w:pPr>
+            <w:r>
+              <w:rPr>
+                <w:rFonts w:ascii="Bookman Old Style" w:cs="Bookman Old Style" w:eastAsia="Bookman Old Style" w:hAnsi="Bookman Old Style"/>
+                <w:sz w:val="24"/>
+                <w:szCs w:val="24"/>
+                <w:rtl w:val="0"/>
+              </w:rPr>
               <w:t>${nama_petugas}</w:t>
-            </w:r>
-          </w:p>
-          <w:p>
-            <w:pPr>
-              <w:jc w:val="center"/>
-              <w:rPr>
-                <w:rFonts w:ascii="Bookman Old Style" w:cs="Bookman Old Style" w:eastAsia="Bookman Old Style" w:hAnsi="Bookman Old Style"/>
-                <w:sz w:val="24"/>
-                <w:szCs w:val="24"/>
-              </w:rPr>
-            </w:pPr>
-            <w:r>
-              <w:rPr>
-                <w:rtl w:val="0"/>
-              </w:rPr>
-            </w:r>
-          </w:p>
-          <w:p>
-            <w:pPr>
-              <w:jc w:val="center"/>
-              <w:rPr>
-                <w:rFonts w:ascii="Bookman Old Style" w:cs="Bookman Old Style" w:eastAsia="Bookman Old Style" w:hAnsi="Bookman Old Style"/>
-                <w:sz w:val="24"/>
-                <w:szCs w:val="24"/>
-              </w:rPr>
-            </w:pPr>
-            <w:r>
-              <w:rPr>
-                <w:rFonts w:ascii="Bookman Old Style" w:cs="Bookman Old Style" w:eastAsia="Bookman Old Style" w:hAnsi="Bookman Old Style"/>
-                <w:sz w:val="24"/>
-                <w:szCs w:val="24"/>
-                <w:rtl w:val="0"/>
-              </w:rPr>
-            </w:r>
-          </w:p>
-          <w:p>
-            <w:pPr>
-              <w:rPr>
-                <w:rFonts w:ascii="Bookman Old Style" w:cs="Bookman Old Style" w:eastAsia="Bookman Old Style" w:hAnsi="Bookman Old Style"/>
-                <w:sz w:val="24"/>
-                <w:szCs w:val="24"/>
-              </w:rPr>
-            </w:pPr>
-            <w:r>
-              <w:rPr>
-                <w:rtl w:val="0"/>
-              </w:rPr>
-            </w:r>
-          </w:p>
-          <w:p>
-            <w:pPr>
-              <w:jc w:val="center"/>
-              <w:rPr>
-                <w:rFonts w:ascii="Bookman Old Style" w:cs="Bookman Old Style" w:eastAsia="Bookman Old Style" w:hAnsi="Bookman Old Style"/>
-                <w:sz w:val="24"/>
-                <w:szCs w:val="24"/>
-              </w:rPr>
-            </w:pPr>
-            <w:r>
-              <w:rPr>
-                <w:rtl w:val="0"/>
-              </w:rPr>
-            </w:r>
-          </w:p>
-          <w:p>
-            <w:pPr>
-              <w:jc w:val="center"/>
-              <w:rPr>
-                <w:rFonts w:ascii="Bookman Old Style" w:cs="Bookman Old Style" w:eastAsia="Bookman Old Style" w:hAnsi="Bookman Old Style"/>
-                <w:sz w:val="24"/>
-                <w:szCs w:val="24"/>
-              </w:rPr>
-            </w:pPr>
-            <w:r>
-              <w:rPr>
-                <w:rFonts w:ascii="Bookman Old Style" w:cs="Bookman Old Style" w:eastAsia="Bookman Old Style" w:hAnsi="Bookman Old Style"/>
-                <w:sz w:val="24"/>
-                <w:szCs w:val="24"/>
-                <w:rtl w:val="0"/>
-              </w:rPr>
             </w:r>
           </w:p>
         </w:tc>
@@ -2713,93 +2700,88 @@
               <w:rPr>
                 <w:rtl w:val="0"/>
               </w:rPr>
-              <w:br/>
-              <w:br/>
-              <w:t>PIHAK PERTAMA,</w:t>
-              <w:br/>
-              <w:br/>
-              <w:br/>
+            </w:r>
+          </w:p>
+          <w:p>
+            <w:pPr>
+              <w:jc w:val="center"/>
+              <w:rPr>
+                <w:rFonts w:ascii="Bookman Old Style" w:cs="Bookman Old Style" w:eastAsia="Bookman Old Style" w:hAnsi="Bookman Old Style"/>
+                <w:sz w:val="24"/>
+                <w:szCs w:val="24"/>
+              </w:rPr>
+            </w:pPr>
+            <w:r>
+              <w:rPr>
+                <w:rtl w:val="0"/>
+              </w:rPr>
+            </w:r>
+          </w:p>
+          <w:p>
+            <w:pPr>
+              <w:jc w:val="center"/>
+              <w:rPr>
+                <w:rFonts w:ascii="Bookman Old Style" w:cs="Bookman Old Style" w:eastAsia="Bookman Old Style" w:hAnsi="Bookman Old Style"/>
+                <w:sz w:val="24"/>
+                <w:szCs w:val="24"/>
+              </w:rPr>
+            </w:pPr>
+            <w:r>
+              <w:rPr>
+                <w:rFonts w:ascii="Bookman Old Style" w:cs="Bookman Old Style" w:eastAsia="Bookman Old Style" w:hAnsi="Bookman Old Style"/>
+                <w:sz w:val="24"/>
+                <w:szCs w:val="24"/>
+                <w:rtl w:val="0"/>
+              </w:rPr>
+              <w:t xml:space="preserve">PIHAK PERTAMA,</w:t>
+            </w:r>
+          </w:p>
+          <w:p>
+            <w:pPr>
+              <w:rPr>
+                <w:rFonts w:ascii="Bookman Old Style" w:cs="Bookman Old Style" w:eastAsia="Bookman Old Style" w:hAnsi="Bookman Old Style"/>
+                <w:sz w:val="24"/>
+                <w:szCs w:val="24"/>
+              </w:rPr>
+            </w:pPr>
+            <w:r>
+              <w:rPr>
+                <w:rtl w:val="0"/>
+              </w:rPr>
+            </w:r>
+          </w:p>
+          <w:p>
+            <w:pPr>
+              <w:jc w:val="center"/>
+              <w:rPr>
+                <w:rFonts w:ascii="Bookman Old Style" w:cs="Bookman Old Style" w:eastAsia="Bookman Old Style" w:hAnsi="Bookman Old Style"/>
+                <w:sz w:val="24"/>
+                <w:szCs w:val="24"/>
+              </w:rPr>
+            </w:pPr>
+            <w:r>
+              <w:rPr>
+                <w:rtl w:val="0"/>
+              </w:rPr>
+            </w:r>
+          </w:p>
+          <w:p>
+            <w:pPr>
+              <w:jc w:val="center"/>
+              <w:rPr>
+                <w:rFonts w:ascii="Bookman Old Style" w:cs="Bookman Old Style" w:eastAsia="Bookman Old Style" w:hAnsi="Bookman Old Style"/>
+                <w:sz w:val="24"/>
+                <w:szCs w:val="24"/>
+              </w:rPr>
+            </w:pPr>
+            <w:r>
+              <w:rPr>
+                <w:rFonts w:ascii="Bookman Old Style" w:cs="Bookman Old Style" w:eastAsia="Bookman Old Style" w:hAnsi="Bookman Old Style"/>
+                <w:sz w:val="24"/>
+                <w:szCs w:val="24"/>
+                <w:rtl w:val="0"/>
+              </w:rPr>
               <w:t>${nama_ketua_tim}</w:t>
-            </w:r>
-          </w:p>
-          <w:p>
-            <w:pPr>
-              <w:jc w:val="center"/>
-              <w:rPr>
-                <w:rFonts w:ascii="Bookman Old Style" w:cs="Bookman Old Style" w:eastAsia="Bookman Old Style" w:hAnsi="Bookman Old Style"/>
-                <w:sz w:val="24"/>
-                <w:szCs w:val="24"/>
-              </w:rPr>
-            </w:pPr>
-            <w:r>
-              <w:rPr>
-                <w:rtl w:val="0"/>
-              </w:rPr>
-            </w:r>
-          </w:p>
-          <w:p>
-            <w:pPr>
-              <w:jc w:val="center"/>
-              <w:rPr>
-                <w:rFonts w:ascii="Bookman Old Style" w:cs="Bookman Old Style" w:eastAsia="Bookman Old Style" w:hAnsi="Bookman Old Style"/>
-                <w:sz w:val="24"/>
-                <w:szCs w:val="24"/>
-              </w:rPr>
-            </w:pPr>
-            <w:r>
-              <w:rPr>
-                <w:rFonts w:ascii="Bookman Old Style" w:cs="Bookman Old Style" w:eastAsia="Bookman Old Style" w:hAnsi="Bookman Old Style"/>
-                <w:sz w:val="24"/>
-                <w:szCs w:val="24"/>
-                <w:rtl w:val="0"/>
-              </w:rPr>
-            </w:r>
-          </w:p>
-          <w:p>
-            <w:pPr>
-              <w:rPr>
-                <w:rFonts w:ascii="Bookman Old Style" w:cs="Bookman Old Style" w:eastAsia="Bookman Old Style" w:hAnsi="Bookman Old Style"/>
-                <w:sz w:val="24"/>
-                <w:szCs w:val="24"/>
-              </w:rPr>
-            </w:pPr>
-            <w:r>
-              <w:rPr>
-                <w:rtl w:val="0"/>
-              </w:rPr>
-            </w:r>
-          </w:p>
-          <w:p>
-            <w:pPr>
-              <w:jc w:val="center"/>
-              <w:rPr>
-                <w:rFonts w:ascii="Bookman Old Style" w:cs="Bookman Old Style" w:eastAsia="Bookman Old Style" w:hAnsi="Bookman Old Style"/>
-                <w:sz w:val="24"/>
-                <w:szCs w:val="24"/>
-              </w:rPr>
-            </w:pPr>
-            <w:r>
-              <w:rPr>
-                <w:rtl w:val="0"/>
-              </w:rPr>
-            </w:r>
-          </w:p>
-          <w:p>
-            <w:pPr>
-              <w:jc w:val="center"/>
-              <w:rPr>
-                <w:rFonts w:ascii="Bookman Old Style" w:cs="Bookman Old Style" w:eastAsia="Bookman Old Style" w:hAnsi="Bookman Old Style"/>
-                <w:sz w:val="24"/>
-                <w:szCs w:val="24"/>
-              </w:rPr>
-            </w:pPr>
-            <w:r>
-              <w:rPr>
-                <w:rFonts w:ascii="Bookman Old Style" w:cs="Bookman Old Style" w:eastAsia="Bookman Old Style" w:hAnsi="Bookman Old Style"/>
-                <w:sz w:val="24"/>
-                <w:szCs w:val="24"/>
-                <w:rtl w:val="0"/>
-              </w:rPr>
             </w:r>
           </w:p>
         </w:tc>
@@ -4328,8 +4310,6 @@
             <w:r>
               <w:rPr>
                 <w:rFonts w:ascii="Bookman Old Style" w:cs="Bookman Old Style" w:eastAsia="Bookman Old Style" w:hAnsi="Bookman Old Style"/>
-                <w:i w:val="1"/>
-                <w:iCs w:val="1"/>
                 <w:sz w:val="24"/>
                 <w:szCs w:val="24"/>
                 <w:rtl w:val="0"/>
@@ -4654,93 +4634,88 @@
               <w:rPr>
                 <w:rtl w:val="0"/>
               </w:rPr>
-              <w:br/>
-              <w:br/>
-              <w:t>PIHAK KEDUA,</w:t>
-              <w:br/>
-              <w:br/>
-              <w:br/>
+            </w:r>
+          </w:p>
+          <w:p>
+            <w:pPr>
+              <w:jc w:val="center"/>
+              <w:rPr>
+                <w:rFonts w:ascii="Bookman Old Style" w:cs="Bookman Old Style" w:eastAsia="Bookman Old Style" w:hAnsi="Bookman Old Style"/>
+                <w:sz w:val="24"/>
+                <w:szCs w:val="24"/>
+              </w:rPr>
+            </w:pPr>
+            <w:r>
+              <w:rPr>
+                <w:rtl w:val="0"/>
+              </w:rPr>
+            </w:r>
+          </w:p>
+          <w:p>
+            <w:pPr>
+              <w:jc w:val="center"/>
+              <w:rPr>
+                <w:rFonts w:ascii="Bookman Old Style" w:cs="Bookman Old Style" w:eastAsia="Bookman Old Style" w:hAnsi="Bookman Old Style"/>
+                <w:sz w:val="24"/>
+                <w:szCs w:val="24"/>
+              </w:rPr>
+            </w:pPr>
+            <w:r>
+              <w:rPr>
+                <w:rFonts w:ascii="Bookman Old Style" w:cs="Bookman Old Style" w:eastAsia="Bookman Old Style" w:hAnsi="Bookman Old Style"/>
+                <w:sz w:val="24"/>
+                <w:szCs w:val="24"/>
+                <w:rtl w:val="0"/>
+              </w:rPr>
+              <w:t xml:space="preserve">PIHAK KEDUA,</w:t>
+            </w:r>
+          </w:p>
+          <w:p>
+            <w:pPr>
+              <w:rPr>
+                <w:rFonts w:ascii="Bookman Old Style" w:cs="Bookman Old Style" w:eastAsia="Bookman Old Style" w:hAnsi="Bookman Old Style"/>
+                <w:sz w:val="24"/>
+                <w:szCs w:val="24"/>
+              </w:rPr>
+            </w:pPr>
+            <w:r>
+              <w:rPr>
+                <w:rtl w:val="0"/>
+              </w:rPr>
+            </w:r>
+          </w:p>
+          <w:p>
+            <w:pPr>
+              <w:jc w:val="center"/>
+              <w:rPr>
+                <w:rFonts w:ascii="Bookman Old Style" w:cs="Bookman Old Style" w:eastAsia="Bookman Old Style" w:hAnsi="Bookman Old Style"/>
+                <w:sz w:val="24"/>
+                <w:szCs w:val="24"/>
+              </w:rPr>
+            </w:pPr>
+            <w:r>
+              <w:rPr>
+                <w:rtl w:val="0"/>
+              </w:rPr>
+            </w:r>
+          </w:p>
+          <w:p>
+            <w:pPr>
+              <w:jc w:val="center"/>
+              <w:rPr>
+                <w:rFonts w:ascii="Bookman Old Style" w:cs="Bookman Old Style" w:eastAsia="Bookman Old Style" w:hAnsi="Bookman Old Style"/>
+                <w:sz w:val="24"/>
+                <w:szCs w:val="24"/>
+              </w:rPr>
+            </w:pPr>
+            <w:r>
+              <w:rPr>
+                <w:rFonts w:ascii="Bookman Old Style" w:cs="Bookman Old Style" w:eastAsia="Bookman Old Style" w:hAnsi="Bookman Old Style"/>
+                <w:sz w:val="24"/>
+                <w:szCs w:val="24"/>
+                <w:rtl w:val="0"/>
+              </w:rPr>
               <w:t>${nama_petugas}</w:t>
-            </w:r>
-          </w:p>
-          <w:p>
-            <w:pPr>
-              <w:jc w:val="center"/>
-              <w:rPr>
-                <w:rFonts w:ascii="Bookman Old Style" w:cs="Bookman Old Style" w:eastAsia="Bookman Old Style" w:hAnsi="Bookman Old Style"/>
-                <w:sz w:val="24"/>
-                <w:szCs w:val="24"/>
-              </w:rPr>
-            </w:pPr>
-            <w:r>
-              <w:rPr>
-                <w:rtl w:val="0"/>
-              </w:rPr>
-            </w:r>
-          </w:p>
-          <w:p>
-            <w:pPr>
-              <w:jc w:val="center"/>
-              <w:rPr>
-                <w:rFonts w:ascii="Bookman Old Style" w:cs="Bookman Old Style" w:eastAsia="Bookman Old Style" w:hAnsi="Bookman Old Style"/>
-                <w:sz w:val="24"/>
-                <w:szCs w:val="24"/>
-              </w:rPr>
-            </w:pPr>
-            <w:r>
-              <w:rPr>
-                <w:rFonts w:ascii="Bookman Old Style" w:cs="Bookman Old Style" w:eastAsia="Bookman Old Style" w:hAnsi="Bookman Old Style"/>
-                <w:sz w:val="24"/>
-                <w:szCs w:val="24"/>
-                <w:rtl w:val="0"/>
-              </w:rPr>
-            </w:r>
-          </w:p>
-          <w:p>
-            <w:pPr>
-              <w:rPr>
-                <w:rFonts w:ascii="Bookman Old Style" w:cs="Bookman Old Style" w:eastAsia="Bookman Old Style" w:hAnsi="Bookman Old Style"/>
-                <w:sz w:val="24"/>
-                <w:szCs w:val="24"/>
-              </w:rPr>
-            </w:pPr>
-            <w:r>
-              <w:rPr>
-                <w:rtl w:val="0"/>
-              </w:rPr>
-            </w:r>
-          </w:p>
-          <w:p>
-            <w:pPr>
-              <w:jc w:val="center"/>
-              <w:rPr>
-                <w:rFonts w:ascii="Bookman Old Style" w:cs="Bookman Old Style" w:eastAsia="Bookman Old Style" w:hAnsi="Bookman Old Style"/>
-                <w:sz w:val="24"/>
-                <w:szCs w:val="24"/>
-              </w:rPr>
-            </w:pPr>
-            <w:r>
-              <w:rPr>
-                <w:rtl w:val="0"/>
-              </w:rPr>
-            </w:r>
-          </w:p>
-          <w:p>
-            <w:pPr>
-              <w:jc w:val="center"/>
-              <w:rPr>
-                <w:rFonts w:ascii="Bookman Old Style" w:cs="Bookman Old Style" w:eastAsia="Bookman Old Style" w:hAnsi="Bookman Old Style"/>
-                <w:sz w:val="24"/>
-                <w:szCs w:val="24"/>
-              </w:rPr>
-            </w:pPr>
-            <w:r>
-              <w:rPr>
-                <w:rFonts w:ascii="Bookman Old Style" w:cs="Bookman Old Style" w:eastAsia="Bookman Old Style" w:hAnsi="Bookman Old Style"/>
-                <w:sz w:val="24"/>
-                <w:szCs w:val="24"/>
-                <w:rtl w:val="0"/>
-              </w:rPr>
             </w:r>
           </w:p>
         </w:tc>
@@ -4766,93 +4741,88 @@
               <w:rPr>
                 <w:rtl w:val="0"/>
               </w:rPr>
-              <w:br/>
-              <w:br/>
-              <w:t>PIHAK PERTAMA,</w:t>
-              <w:br/>
-              <w:br/>
-              <w:br/>
+            </w:r>
+          </w:p>
+          <w:p>
+            <w:pPr>
+              <w:jc w:val="center"/>
+              <w:rPr>
+                <w:rFonts w:ascii="Bookman Old Style" w:cs="Bookman Old Style" w:eastAsia="Bookman Old Style" w:hAnsi="Bookman Old Style"/>
+                <w:sz w:val="24"/>
+                <w:szCs w:val="24"/>
+              </w:rPr>
+            </w:pPr>
+            <w:r>
+              <w:rPr>
+                <w:rtl w:val="0"/>
+              </w:rPr>
+            </w:r>
+          </w:p>
+          <w:p>
+            <w:pPr>
+              <w:jc w:val="center"/>
+              <w:rPr>
+                <w:rFonts w:ascii="Bookman Old Style" w:cs="Bookman Old Style" w:eastAsia="Bookman Old Style" w:hAnsi="Bookman Old Style"/>
+                <w:sz w:val="24"/>
+                <w:szCs w:val="24"/>
+              </w:rPr>
+            </w:pPr>
+            <w:r>
+              <w:rPr>
+                <w:rFonts w:ascii="Bookman Old Style" w:cs="Bookman Old Style" w:eastAsia="Bookman Old Style" w:hAnsi="Bookman Old Style"/>
+                <w:sz w:val="24"/>
+                <w:szCs w:val="24"/>
+                <w:rtl w:val="0"/>
+              </w:rPr>
+              <w:t xml:space="preserve">PIHAK PERTAMA,</w:t>
+            </w:r>
+          </w:p>
+          <w:p>
+            <w:pPr>
+              <w:rPr>
+                <w:rFonts w:ascii="Bookman Old Style" w:cs="Bookman Old Style" w:eastAsia="Bookman Old Style" w:hAnsi="Bookman Old Style"/>
+                <w:sz w:val="24"/>
+                <w:szCs w:val="24"/>
+              </w:rPr>
+            </w:pPr>
+            <w:r>
+              <w:rPr>
+                <w:rtl w:val="0"/>
+              </w:rPr>
+            </w:r>
+          </w:p>
+          <w:p>
+            <w:pPr>
+              <w:jc w:val="center"/>
+              <w:rPr>
+                <w:rFonts w:ascii="Bookman Old Style" w:cs="Bookman Old Style" w:eastAsia="Bookman Old Style" w:hAnsi="Bookman Old Style"/>
+                <w:sz w:val="24"/>
+                <w:szCs w:val="24"/>
+              </w:rPr>
+            </w:pPr>
+            <w:r>
+              <w:rPr>
+                <w:rtl w:val="0"/>
+              </w:rPr>
+            </w:r>
+          </w:p>
+          <w:p>
+            <w:pPr>
+              <w:jc w:val="center"/>
+              <w:rPr>
+                <w:rFonts w:ascii="Bookman Old Style" w:cs="Bookman Old Style" w:eastAsia="Bookman Old Style" w:hAnsi="Bookman Old Style"/>
+                <w:sz w:val="24"/>
+                <w:szCs w:val="24"/>
+              </w:rPr>
+            </w:pPr>
+            <w:r>
+              <w:rPr>
+                <w:rFonts w:ascii="Bookman Old Style" w:cs="Bookman Old Style" w:eastAsia="Bookman Old Style" w:hAnsi="Bookman Old Style"/>
+                <w:sz w:val="24"/>
+                <w:szCs w:val="24"/>
+                <w:rtl w:val="0"/>
+              </w:rPr>
               <w:t>${nama_ketua_tim}</w:t>
-            </w:r>
-          </w:p>
-          <w:p>
-            <w:pPr>
-              <w:jc w:val="center"/>
-              <w:rPr>
-                <w:rFonts w:ascii="Bookman Old Style" w:cs="Bookman Old Style" w:eastAsia="Bookman Old Style" w:hAnsi="Bookman Old Style"/>
-                <w:sz w:val="24"/>
-                <w:szCs w:val="24"/>
-              </w:rPr>
-            </w:pPr>
-            <w:r>
-              <w:rPr>
-                <w:rtl w:val="0"/>
-              </w:rPr>
-            </w:r>
-          </w:p>
-          <w:p>
-            <w:pPr>
-              <w:jc w:val="center"/>
-              <w:rPr>
-                <w:rFonts w:ascii="Bookman Old Style" w:cs="Bookman Old Style" w:eastAsia="Bookman Old Style" w:hAnsi="Bookman Old Style"/>
-                <w:sz w:val="24"/>
-                <w:szCs w:val="24"/>
-              </w:rPr>
-            </w:pPr>
-            <w:r>
-              <w:rPr>
-                <w:rFonts w:ascii="Bookman Old Style" w:cs="Bookman Old Style" w:eastAsia="Bookman Old Style" w:hAnsi="Bookman Old Style"/>
-                <w:sz w:val="24"/>
-                <w:szCs w:val="24"/>
-                <w:rtl w:val="0"/>
-              </w:rPr>
-            </w:r>
-          </w:p>
-          <w:p>
-            <w:pPr>
-              <w:rPr>
-                <w:rFonts w:ascii="Bookman Old Style" w:cs="Bookman Old Style" w:eastAsia="Bookman Old Style" w:hAnsi="Bookman Old Style"/>
-                <w:sz w:val="24"/>
-                <w:szCs w:val="24"/>
-              </w:rPr>
-            </w:pPr>
-            <w:r>
-              <w:rPr>
-                <w:rtl w:val="0"/>
-              </w:rPr>
-            </w:r>
-          </w:p>
-          <w:p>
-            <w:pPr>
-              <w:jc w:val="center"/>
-              <w:rPr>
-                <w:rFonts w:ascii="Bookman Old Style" w:cs="Bookman Old Style" w:eastAsia="Bookman Old Style" w:hAnsi="Bookman Old Style"/>
-                <w:sz w:val="24"/>
-                <w:szCs w:val="24"/>
-              </w:rPr>
-            </w:pPr>
-            <w:r>
-              <w:rPr>
-                <w:rtl w:val="0"/>
-              </w:rPr>
-            </w:r>
-          </w:p>
-          <w:p>
-            <w:pPr>
-              <w:jc w:val="center"/>
-              <w:rPr>
-                <w:rFonts w:ascii="Bookman Old Style" w:cs="Bookman Old Style" w:eastAsia="Bookman Old Style" w:hAnsi="Bookman Old Style"/>
-                <w:sz w:val="24"/>
-                <w:szCs w:val="24"/>
-              </w:rPr>
-            </w:pPr>
-            <w:r>
-              <w:rPr>
-                <w:rFonts w:ascii="Bookman Old Style" w:cs="Bookman Old Style" w:eastAsia="Bookman Old Style" w:hAnsi="Bookman Old Style"/>
-                <w:sz w:val="24"/>
-                <w:szCs w:val="24"/>
-                <w:rtl w:val="0"/>
-              </w:rPr>
             </w:r>
           </w:p>
         </w:tc>

--- a/static/templates-se2026/bapp_termin1_pcl_se2026.docx
+++ b/static/templates-se2026/bapp_termin1_pcl_se2026.docx
@@ -1026,7 +1026,7 @@
                 <w:sz w:val="24"/>
                 <w:szCs w:val="24"/>
               </w:rPr>
-              <w:t>(.........................................)</w:t>
+              <w:t>(${nama_petugas})</w:t>
             </w:r>
           </w:p>
         </w:tc>
@@ -1105,7 +1105,7 @@
                 <w:sz w:val="24"/>
                 <w:szCs w:val="24"/>
               </w:rPr>
-              <w:t>(.........................................)</w:t>
+              <w:t>(${nama_ketua_tim})</w:t>
             </w:r>
           </w:p>
         </w:tc>
@@ -1214,7 +1214,7 @@
           <w:sz w:val="24"/>
           <w:szCs w:val="24"/>
         </w:rPr>
-        <w:t>(.........................................)</w:t>
+        <w:t>(${nama_ppk})</w:t>
       </w:r>
     </w:p>
     <w:p>
@@ -2843,7 +2843,7 @@
                 <w:sz w:val="24"/>
                 <w:szCs w:val="24"/>
               </w:rPr>
-              <w:t>(.........................................)</w:t>
+              <w:t>(${nama_petugas})</w:t>
             </w:r>
           </w:p>
         </w:tc>
@@ -2958,7 +2958,7 @@
                 <w:sz w:val="24"/>
                 <w:szCs w:val="24"/>
               </w:rPr>
-              <w:t>(.........................................)</w:t>
+              <w:t>(${nama_ketua_tim})</w:t>
             </w:r>
           </w:p>
         </w:tc>
@@ -3139,7 +3139,7 @@
           <w:sz w:val="24"/>
           <w:szCs w:val="24"/>
         </w:rPr>
-        <w:t>(.........................................)</w:t>
+        <w:t>(${nama_ppk})</w:t>
       </w:r>
     </w:p>
     <w:sectPr>

--- a/static/templates-se2026/bapp_termin1_pcl_se2026.docx
+++ b/static/templates-se2026/bapp_termin1_pcl_se2026.docx
@@ -384,22 +384,6 @@
         <w:tab/>
         <w:t>: PPK BPS Kabupaten/Kota Dompu, selanjutnya disebut sebagai PIHAK PERTAMA.</w:t>
       </w:r>
-      <w:r>
-        <w:rPr>
-          <w:rFonts w:eastAsia="Bookman Old Style" w:cs="Bookman Old Style" w:ascii="Bookman Old Style" w:hAnsi="Bookman Old Style"/>
-          <w:b/>
-          <w:bCs/>
-          <w:sz w:val="24"/>
-          <w:szCs w:val="24"/>
-        </w:rPr>
-      </w:r>
-      <w:r>
-        <w:rPr>
-          <w:rFonts w:eastAsia="Bookman Old Style" w:cs="Bookman Old Style" w:ascii="Bookman Old Style" w:hAnsi="Bookman Old Style"/>
-          <w:sz w:val="24"/>
-          <w:szCs w:val="24"/>
-        </w:rPr>
-      </w:r>
     </w:p>
     <w:p>
       <w:pPr>
@@ -651,13 +635,6 @@
         </w:rPr>
         <w:t>PIHAK KEDUA telah melaksanakan pekerjaan Pendataan Lapangan  Sensus Ekonomi 2026 pada Badan Pusat Statistik Kabupaten/Kota Dompu berdasarkan Perjanjian Kerja Nomor: ${nomor_spk}, sesuai dengan target pekerjaan termin I yang ditetapkan sebesar ${target_sls} SLS/Sub-SLS.</w:t>
       </w:r>
-      <w:r>
-        <w:rPr>
-          <w:rFonts w:eastAsia="Bookman Old Style" w:cs="Bookman Old Style" w:ascii="Bookman Old Style" w:hAnsi="Bookman Old Style"/>
-          <w:sz w:val="24"/>
-          <w:szCs w:val="24"/>
-        </w:rPr>
-      </w:r>
     </w:p>
     <w:p>
       <w:pPr>
@@ -711,7 +688,6 @@
           <w:ilvl w:val="0"/>
           <w:numId w:val="1"/>
         </w:numPr>
-        <w:pBdr/>
         <w:ind w:hanging="437" w:start="426"/>
         <w:jc w:val="both"/>
         <w:rPr>
@@ -791,7 +767,6 @@
           <w:ilvl w:val="0"/>
           <w:numId w:val="1"/>
         </w:numPr>
-        <w:pBdr/>
         <w:ind w:hanging="437" w:start="426"/>
         <w:jc w:val="both"/>
         <w:rPr>
@@ -817,7 +792,6 @@
           <w:ilvl w:val="0"/>
           <w:numId w:val="1"/>
         </w:numPr>
-        <w:pBdr/>
         <w:ind w:hanging="437" w:start="426"/>
         <w:jc w:val="both"/>
         <w:rPr>
@@ -857,7 +831,6 @@
       <w:pPr>
         <w:pStyle w:val="normal1"/>
         <w:widowControl/>
-        <w:pBdr/>
         <w:ind w:hanging="437" w:start="426"/>
         <w:jc w:val="both"/>
         <w:rPr>
@@ -1026,6 +999,42 @@
                 <w:sz w:val="24"/>
                 <w:szCs w:val="24"/>
               </w:rPr>
+            </w:r>
+          </w:p>
+          <w:p>
+            <w:pPr>
+              <w:pStyle w:val="normal1"/>
+              <w:jc w:val="center"/>
+              <w:rPr>
+                <w:rFonts w:ascii="Bookman Old Style" w:hAnsi="Bookman Old Style" w:eastAsia="Bookman Old Style" w:cs="Bookman Old Style"/>
+                <w:sz w:val="24"/>
+                <w:szCs w:val="24"/>
+              </w:rPr>
+            </w:pPr>
+            <w:r>
+              <w:rPr>
+                <w:rFonts w:eastAsia="Bookman Old Style" w:cs="Bookman Old Style" w:ascii="Bookman Old Style" w:hAnsi="Bookman Old Style"/>
+                <w:sz w:val="24"/>
+                <w:szCs w:val="24"/>
+              </w:rPr>
+            </w:r>
+          </w:p>
+          <w:p>
+            <w:pPr>
+              <w:pStyle w:val="normal1"/>
+              <w:jc w:val="center"/>
+              <w:rPr>
+                <w:rFonts w:ascii="Bookman Old Style" w:hAnsi="Bookman Old Style" w:eastAsia="Bookman Old Style" w:cs="Bookman Old Style"/>
+                <w:sz w:val="24"/>
+                <w:szCs w:val="24"/>
+              </w:rPr>
+            </w:pPr>
+            <w:r>
+              <w:rPr>
+                <w:rFonts w:eastAsia="Bookman Old Style" w:cs="Bookman Old Style" w:ascii="Bookman Old Style" w:hAnsi="Bookman Old Style"/>
+                <w:sz w:val="24"/>
+                <w:szCs w:val="24"/>
+              </w:rPr>
               <w:t>(${nama_petugas})</w:t>
             </w:r>
           </w:p>
@@ -1105,6 +1114,42 @@
                 <w:sz w:val="24"/>
                 <w:szCs w:val="24"/>
               </w:rPr>
+            </w:r>
+          </w:p>
+          <w:p>
+            <w:pPr>
+              <w:pStyle w:val="normal1"/>
+              <w:jc w:val="center"/>
+              <w:rPr>
+                <w:rFonts w:ascii="Bookman Old Style" w:hAnsi="Bookman Old Style" w:eastAsia="Bookman Old Style" w:cs="Bookman Old Style"/>
+                <w:sz w:val="24"/>
+                <w:szCs w:val="24"/>
+              </w:rPr>
+            </w:pPr>
+            <w:r>
+              <w:rPr>
+                <w:rFonts w:eastAsia="Bookman Old Style" w:cs="Bookman Old Style" w:ascii="Bookman Old Style" w:hAnsi="Bookman Old Style"/>
+                <w:sz w:val="24"/>
+                <w:szCs w:val="24"/>
+              </w:rPr>
+            </w:r>
+          </w:p>
+          <w:p>
+            <w:pPr>
+              <w:pStyle w:val="normal1"/>
+              <w:jc w:val="center"/>
+              <w:rPr>
+                <w:rFonts w:ascii="Bookman Old Style" w:hAnsi="Bookman Old Style" w:eastAsia="Bookman Old Style" w:cs="Bookman Old Style"/>
+                <w:sz w:val="24"/>
+                <w:szCs w:val="24"/>
+              </w:rPr>
+            </w:pPr>
+            <w:r>
+              <w:rPr>
+                <w:rFonts w:eastAsia="Bookman Old Style" w:cs="Bookman Old Style" w:ascii="Bookman Old Style" w:hAnsi="Bookman Old Style"/>
+                <w:sz w:val="24"/>
+                <w:szCs w:val="24"/>
+              </w:rPr>
               <w:t>(${nama_ketua_tim})</w:t>
             </w:r>
           </w:p>
@@ -1148,6 +1193,40 @@
         <w:t>Menyetujui,</w:t>
         <w:br/>
         <w:t>Pejabat Pembuat Komitmen</w:t>
+      </w:r>
+    </w:p>
+    <w:p>
+      <w:pPr>
+        <w:pStyle w:val="normal1"/>
+        <w:rPr>
+          <w:rFonts w:ascii="Bookman Old Style" w:hAnsi="Bookman Old Style" w:eastAsia="Bookman Old Style" w:cs="Bookman Old Style"/>
+          <w:sz w:val="24"/>
+          <w:szCs w:val="24"/>
+        </w:rPr>
+      </w:pPr>
+      <w:r>
+        <w:rPr>
+          <w:rFonts w:eastAsia="Bookman Old Style" w:cs="Bookman Old Style" w:ascii="Bookman Old Style" w:hAnsi="Bookman Old Style"/>
+          <w:sz w:val="24"/>
+          <w:szCs w:val="24"/>
+        </w:rPr>
+      </w:r>
+    </w:p>
+    <w:p>
+      <w:pPr>
+        <w:pStyle w:val="normal1"/>
+        <w:rPr>
+          <w:rFonts w:ascii="Bookman Old Style" w:hAnsi="Bookman Old Style" w:eastAsia="Bookman Old Style" w:cs="Bookman Old Style"/>
+          <w:sz w:val="24"/>
+          <w:szCs w:val="24"/>
+        </w:rPr>
+      </w:pPr>
+      <w:r>
+        <w:rPr>
+          <w:rFonts w:eastAsia="Bookman Old Style" w:cs="Bookman Old Style" w:ascii="Bookman Old Style" w:hAnsi="Bookman Old Style"/>
+          <w:sz w:val="24"/>
+          <w:szCs w:val="24"/>
+        </w:rPr>
       </w:r>
     </w:p>
     <w:p>
@@ -1353,7 +1432,6 @@
           <w:ilvl w:val="0"/>
           <w:numId w:val="2"/>
         </w:numPr>
-        <w:pBdr/>
         <w:spacing w:lineRule="auto" w:line="276" w:before="0" w:after="200"/>
         <w:ind w:hanging="720" w:start="1080"/>
         <w:rPr>
@@ -1413,8 +1491,8 @@
         <w:gridCol w:w="1544"/>
         <w:gridCol w:w="1351"/>
         <w:gridCol w:w="1680"/>
-        <w:gridCol w:w="1994"/>
-        <w:gridCol w:w="2191"/>
+        <w:gridCol w:w="1993"/>
+        <w:gridCol w:w="2192"/>
       </w:tblGrid>
       <w:tr>
         <w:trPr>
@@ -1518,7 +1596,7 @@
         </w:tc>
         <w:tc>
           <w:tcPr>
-            <w:tcW w:w="1994" w:type="dxa"/>
+            <w:tcW w:w="1993" w:type="dxa"/>
             <w:vMerge w:val="restart"/>
             <w:tcBorders>
               <w:top w:val="single" w:sz="8" w:space="0" w:color="000000"/>
@@ -1550,7 +1628,7 @@
         </w:tc>
         <w:tc>
           <w:tcPr>
-            <w:tcW w:w="2191" w:type="dxa"/>
+            <w:tcW w:w="2192" w:type="dxa"/>
             <w:vMerge w:val="restart"/>
             <w:tcBorders>
               <w:top w:val="single" w:sz="8" w:space="0" w:color="000000"/>
@@ -1603,7 +1681,6 @@
               <w:keepNext w:val="false"/>
               <w:keepLines w:val="false"/>
               <w:widowControl w:val="false"/>
-              <w:pBdr/>
               <w:shd w:val="clear" w:fill="auto"/>
               <w:spacing w:lineRule="auto" w:line="276" w:before="0" w:after="0"/>
               <w:ind w:hanging="0" w:start="0" w:end="0"/>
@@ -1641,7 +1718,6 @@
               <w:keepNext w:val="false"/>
               <w:keepLines w:val="false"/>
               <w:widowControl w:val="false"/>
-              <w:pBdr/>
               <w:shd w:val="clear" w:fill="auto"/>
               <w:spacing w:lineRule="auto" w:line="276" w:before="0" w:after="0"/>
               <w:ind w:hanging="0" w:start="0" w:end="0"/>
@@ -1725,7 +1801,7 @@
         </w:tc>
         <w:tc>
           <w:tcPr>
-            <w:tcW w:w="1994" w:type="dxa"/>
+            <w:tcW w:w="1993" w:type="dxa"/>
             <w:vMerge w:val="continue"/>
             <w:tcBorders>
               <w:top w:val="single" w:sz="8" w:space="0" w:color="000000"/>
@@ -1741,7 +1817,6 @@
               <w:keepNext w:val="false"/>
               <w:keepLines w:val="false"/>
               <w:widowControl w:val="false"/>
-              <w:pBdr/>
               <w:shd w:val="clear" w:fill="auto"/>
               <w:spacing w:lineRule="auto" w:line="276" w:before="0" w:after="0"/>
               <w:ind w:hanging="0" w:start="0" w:end="0"/>
@@ -1763,7 +1838,7 @@
         </w:tc>
         <w:tc>
           <w:tcPr>
-            <w:tcW w:w="2191" w:type="dxa"/>
+            <w:tcW w:w="2192" w:type="dxa"/>
             <w:vMerge w:val="continue"/>
             <w:tcBorders>
               <w:top w:val="single" w:sz="8" w:space="0" w:color="000000"/>
@@ -1779,7 +1854,6 @@
               <w:keepNext w:val="false"/>
               <w:keepLines w:val="false"/>
               <w:widowControl w:val="false"/>
-              <w:pBdr/>
               <w:shd w:val="clear" w:fill="auto"/>
               <w:spacing w:lineRule="auto" w:line="276" w:before="0" w:after="0"/>
               <w:ind w:hanging="0" w:start="0" w:end="0"/>
@@ -1930,7 +2004,7 @@
         </w:tc>
         <w:tc>
           <w:tcPr>
-            <w:tcW w:w="1994" w:type="dxa"/>
+            <w:tcW w:w="1993" w:type="dxa"/>
             <w:tcBorders>
               <w:top w:val="single" w:sz="8" w:space="0" w:color="000000"/>
               <w:start w:val="single" w:sz="8" w:space="0" w:color="000000"/>
@@ -1960,7 +2034,7 @@
         </w:tc>
         <w:tc>
           <w:tcPr>
-            <w:tcW w:w="2191" w:type="dxa"/>
+            <w:tcW w:w="2192" w:type="dxa"/>
             <w:tcBorders>
               <w:top w:val="single" w:sz="8" w:space="0" w:color="000000"/>
               <w:start w:val="single" w:sz="8" w:space="0" w:color="000000"/>
@@ -1997,7 +2071,6 @@
         <w:tc>
           <w:tcPr>
             <w:tcW w:w="4395" w:type="dxa"/>
-            <w:vMerge w:val="restart"/>
             <w:tcBorders>
               <w:top w:val="single" w:sz="8" w:space="0" w:color="000000"/>
               <w:start w:val="single" w:sz="8" w:space="0" w:color="000000"/>
@@ -2009,7 +2082,6 @@
           <w:p>
             <w:pPr>
               <w:pStyle w:val="normal1"/>
-              <w:pBdr/>
               <w:ind w:hanging="0" w:start="720"/>
               <w:rPr>
                 <w:rFonts w:ascii="Bookman Old Style" w:hAnsi="Bookman Old Style" w:eastAsia="Bookman Old Style" w:cs="Bookman Old Style"/>
@@ -2065,7 +2137,6 @@
           <w:p>
             <w:pPr>
               <w:pStyle w:val="normal1"/>
-              <w:pBdr/>
               <w:ind w:hanging="0" w:start="720"/>
               <w:rPr>
                 <w:rFonts w:ascii="Bookman Old Style" w:hAnsi="Bookman Old Style" w:eastAsia="Bookman Old Style" w:cs="Bookman Old Style"/>
@@ -2085,7 +2156,6 @@
         <w:tc>
           <w:tcPr>
             <w:tcW w:w="1544" w:type="dxa"/>
-            <w:vMerge w:val="restart"/>
             <w:tcBorders>
               <w:top w:val="single" w:sz="8" w:space="0" w:color="000000"/>
               <w:start w:val="single" w:sz="8" w:space="0" w:color="000000"/>
@@ -2134,7 +2204,6 @@
         <w:tc>
           <w:tcPr>
             <w:tcW w:w="1351" w:type="dxa"/>
-            <w:vMerge w:val="restart"/>
             <w:tcBorders>
               <w:top w:val="single" w:sz="8" w:space="0" w:color="000000"/>
               <w:start w:val="single" w:sz="8" w:space="0" w:color="000000"/>
@@ -2166,7 +2235,6 @@
         <w:tc>
           <w:tcPr>
             <w:tcW w:w="1680" w:type="dxa"/>
-            <w:vMerge w:val="restart"/>
             <w:tcBorders>
               <w:top w:val="single" w:sz="8" w:space="0" w:color="000000"/>
               <w:start w:val="single" w:sz="8" w:space="0" w:color="000000"/>
@@ -2197,32 +2265,11 @@
               </w:rPr>
               <w:t>${target_sls} SLS/Sub-SLS</w:t>
             </w:r>
-            <w:r>
-              <w:rPr>
-                <w:rFonts w:eastAsia="Bookman Old Style" w:cs="Bookman Old Style" w:ascii="Bookman Old Style" w:hAnsi="Bookman Old Style"/>
-                <w:i w:val="false"/>
-                <w:iCs w:val="false"/>
-                <w:color w:val="auto"/>
-                <w:sz w:val="24"/>
-                <w:szCs w:val="24"/>
-              </w:rPr>
-            </w:r>
-            <w:r>
-              <w:rPr>
-                <w:rFonts w:eastAsia="Bookman Old Style" w:cs="Bookman Old Style" w:ascii="Bookman Old Style" w:hAnsi="Bookman Old Style"/>
-                <w:i w:val="false"/>
-                <w:iCs w:val="false"/>
-                <w:color w:val="auto"/>
-                <w:sz w:val="24"/>
-                <w:szCs w:val="24"/>
-              </w:rPr>
-            </w:r>
           </w:p>
         </w:tc>
         <w:tc>
           <w:tcPr>
-            <w:tcW w:w="1994" w:type="dxa"/>
-            <w:vMerge w:val="restart"/>
+            <w:tcW w:w="1993" w:type="dxa"/>
             <w:tcBorders>
               <w:top w:val="single" w:sz="8" w:space="0" w:color="000000"/>
               <w:start w:val="single" w:sz="8" w:space="0" w:color="000000"/>
@@ -2252,44 +2299,11 @@
               </w:rPr>
               <w:t>Telah mencapai target pekerjaan sebesar ${realisasi_sls} SLS/Sub-SLS</w:t>
             </w:r>
-            <w:r>
-              <w:rPr>
-                <w:rFonts w:eastAsia="Bookman Old Style" w:cs="Bookman Old Style" w:ascii="Bookman Old Style" w:hAnsi="Bookman Old Style"/>
-                <w:i w:val="false"/>
-                <w:iCs w:val="false"/>
-                <w:color w:val="auto"/>
-                <w:sz w:val="24"/>
-                <w:szCs w:val="24"/>
-                <w:u w:val="single"/>
-              </w:rPr>
-            </w:r>
-            <w:r>
-              <w:rPr>
-                <w:rFonts w:eastAsia="Bookman Old Style" w:cs="Bookman Old Style" w:ascii="Bookman Old Style" w:hAnsi="Bookman Old Style"/>
-                <w:i w:val="false"/>
-                <w:iCs w:val="false"/>
-                <w:color w:val="auto"/>
-                <w:sz w:val="24"/>
-                <w:szCs w:val="24"/>
-                <w:u w:val="single"/>
-              </w:rPr>
-            </w:r>
-            <w:r>
-              <w:rPr>
-                <w:rFonts w:eastAsia="Bookman Old Style" w:cs="Bookman Old Style" w:ascii="Bookman Old Style" w:hAnsi="Bookman Old Style"/>
-                <w:i w:val="false"/>
-                <w:iCs w:val="false"/>
-                <w:color w:val="auto"/>
-                <w:sz w:val="24"/>
-                <w:szCs w:val="24"/>
-              </w:rPr>
-            </w:r>
           </w:p>
         </w:tc>
         <w:tc>
           <w:tcPr>
-            <w:tcW w:w="2191" w:type="dxa"/>
-            <w:vMerge w:val="restart"/>
+            <w:tcW w:w="2192" w:type="dxa"/>
             <w:tcBorders>
               <w:top w:val="single" w:sz="8" w:space="0" w:color="000000"/>
               <w:start w:val="single" w:sz="8" w:space="0" w:color="000000"/>
@@ -2327,7 +2341,7 @@
         </w:trPr>
         <w:tc>
           <w:tcPr>
-            <w:tcW w:w="10964" w:type="dxa"/>
+            <w:tcW w:w="10963" w:type="dxa"/>
             <w:gridSpan w:val="5"/>
             <w:tcBorders>
               <w:top w:val="single" w:sz="8" w:space="0" w:color="000000"/>
@@ -2363,7 +2377,7 @@
         </w:tc>
         <w:tc>
           <w:tcPr>
-            <w:tcW w:w="2191" w:type="dxa"/>
+            <w:tcW w:w="2192" w:type="dxa"/>
             <w:tcBorders>
               <w:top w:val="single" w:sz="8" w:space="0" w:color="000000"/>
               <w:start w:val="single" w:sz="8" w:space="0" w:color="000000"/>
@@ -2492,7 +2506,6 @@
           <w:ilvl w:val="0"/>
           <w:numId w:val="2"/>
         </w:numPr>
-        <w:pBdr/>
         <w:spacing w:lineRule="auto" w:line="276" w:before="0" w:after="200"/>
         <w:ind w:hanging="720" w:start="1080"/>
         <w:rPr>
@@ -2753,6 +2766,24 @@
                 <w:sz w:val="24"/>
                 <w:szCs w:val="24"/>
               </w:rPr>
+              <w:t>PIHAK KEDUA,</w:t>
+            </w:r>
+          </w:p>
+          <w:p>
+            <w:pPr>
+              <w:pStyle w:val="normal1"/>
+              <w:rPr>
+                <w:rFonts w:ascii="Bookman Old Style" w:hAnsi="Bookman Old Style" w:eastAsia="Bookman Old Style" w:cs="Bookman Old Style"/>
+                <w:sz w:val="24"/>
+                <w:szCs w:val="24"/>
+              </w:rPr>
+            </w:pPr>
+            <w:r>
+              <w:rPr>
+                <w:rFonts w:eastAsia="Bookman Old Style" w:cs="Bookman Old Style" w:ascii="Bookman Old Style" w:hAnsi="Bookman Old Style"/>
+                <w:sz w:val="24"/>
+                <w:szCs w:val="24"/>
+              </w:rPr>
             </w:r>
           </w:p>
           <w:p>
@@ -2777,24 +2808,6 @@
             <w:pPr>
               <w:pStyle w:val="normal1"/>
               <w:jc w:val="center"/>
-              <w:rPr>
-                <w:rFonts w:ascii="Bookman Old Style" w:hAnsi="Bookman Old Style" w:eastAsia="Bookman Old Style" w:cs="Bookman Old Style"/>
-                <w:sz w:val="24"/>
-                <w:szCs w:val="24"/>
-              </w:rPr>
-            </w:pPr>
-            <w:r>
-              <w:rPr>
-                <w:rFonts w:eastAsia="Bookman Old Style" w:cs="Bookman Old Style" w:ascii="Bookman Old Style" w:hAnsi="Bookman Old Style"/>
-                <w:sz w:val="24"/>
-                <w:szCs w:val="24"/>
-              </w:rPr>
-              <w:t>PIHAK KEDUA,</w:t>
-            </w:r>
-          </w:p>
-          <w:p>
-            <w:pPr>
-              <w:pStyle w:val="normal1"/>
               <w:rPr>
                 <w:rFonts w:ascii="Bookman Old Style" w:hAnsi="Bookman Old Style" w:eastAsia="Bookman Old Style" w:cs="Bookman Old Style"/>
                 <w:sz w:val="24"/>
@@ -2868,43 +2881,41 @@
                 <w:sz w:val="24"/>
                 <w:szCs w:val="24"/>
               </w:rPr>
-            </w:r>
-          </w:p>
-          <w:p>
-            <w:pPr>
-              <w:pStyle w:val="normal1"/>
-              <w:jc w:val="center"/>
-              <w:rPr>
-                <w:rFonts w:ascii="Bookman Old Style" w:hAnsi="Bookman Old Style" w:eastAsia="Bookman Old Style" w:cs="Bookman Old Style"/>
-                <w:sz w:val="24"/>
-                <w:szCs w:val="24"/>
-              </w:rPr>
-            </w:pPr>
-            <w:r>
-              <w:rPr>
-                <w:rFonts w:eastAsia="Bookman Old Style" w:cs="Bookman Old Style" w:ascii="Bookman Old Style" w:hAnsi="Bookman Old Style"/>
-                <w:sz w:val="24"/>
-                <w:szCs w:val="24"/>
-              </w:rPr>
-            </w:r>
-          </w:p>
-          <w:p>
-            <w:pPr>
-              <w:pStyle w:val="normal1"/>
-              <w:jc w:val="center"/>
-              <w:rPr>
-                <w:rFonts w:ascii="Bookman Old Style" w:hAnsi="Bookman Old Style" w:eastAsia="Bookman Old Style" w:cs="Bookman Old Style"/>
-                <w:sz w:val="24"/>
-                <w:szCs w:val="24"/>
-              </w:rPr>
-            </w:pPr>
-            <w:r>
-              <w:rPr>
-                <w:rFonts w:eastAsia="Bookman Old Style" w:cs="Bookman Old Style" w:ascii="Bookman Old Style" w:hAnsi="Bookman Old Style"/>
-                <w:sz w:val="24"/>
-                <w:szCs w:val="24"/>
-              </w:rPr>
               <w:t>PIHAK PERTAMA,</w:t>
+            </w:r>
+          </w:p>
+          <w:p>
+            <w:pPr>
+              <w:pStyle w:val="normal1"/>
+              <w:rPr>
+                <w:rFonts w:ascii="Bookman Old Style" w:hAnsi="Bookman Old Style" w:eastAsia="Bookman Old Style" w:cs="Bookman Old Style"/>
+                <w:sz w:val="24"/>
+                <w:szCs w:val="24"/>
+              </w:rPr>
+            </w:pPr>
+            <w:r>
+              <w:rPr>
+                <w:rFonts w:eastAsia="Bookman Old Style" w:cs="Bookman Old Style" w:ascii="Bookman Old Style" w:hAnsi="Bookman Old Style"/>
+                <w:sz w:val="24"/>
+                <w:szCs w:val="24"/>
+              </w:rPr>
+            </w:r>
+          </w:p>
+          <w:p>
+            <w:pPr>
+              <w:pStyle w:val="normal1"/>
+              <w:rPr>
+                <w:rFonts w:ascii="Bookman Old Style" w:hAnsi="Bookman Old Style" w:eastAsia="Bookman Old Style" w:cs="Bookman Old Style"/>
+                <w:sz w:val="24"/>
+                <w:szCs w:val="24"/>
+              </w:rPr>
+            </w:pPr>
+            <w:r>
+              <w:rPr>
+                <w:rFonts w:eastAsia="Bookman Old Style" w:cs="Bookman Old Style" w:ascii="Bookman Old Style" w:hAnsi="Bookman Old Style"/>
+                <w:sz w:val="24"/>
+                <w:szCs w:val="24"/>
+              </w:rPr>
             </w:r>
           </w:p>
           <w:p>
@@ -3018,58 +3029,6 @@
     <w:p>
       <w:pPr>
         <w:pStyle w:val="normal1"/>
-        <w:rPr>
-          <w:rFonts w:ascii="Bookman Old Style" w:hAnsi="Bookman Old Style" w:eastAsia="Bookman Old Style" w:cs="Bookman Old Style"/>
-          <w:sz w:val="24"/>
-          <w:szCs w:val="24"/>
-        </w:rPr>
-      </w:pPr>
-      <w:r>
-        <w:rPr>
-          <w:rFonts w:eastAsia="Bookman Old Style" w:cs="Bookman Old Style" w:ascii="Bookman Old Style" w:hAnsi="Bookman Old Style"/>
-          <w:sz w:val="24"/>
-          <w:szCs w:val="24"/>
-        </w:rPr>
-      </w:r>
-    </w:p>
-    <w:p>
-      <w:pPr>
-        <w:pStyle w:val="normal1"/>
-        <w:rPr>
-          <w:rFonts w:ascii="Bookman Old Style" w:hAnsi="Bookman Old Style" w:eastAsia="Bookman Old Style" w:cs="Bookman Old Style"/>
-          <w:sz w:val="24"/>
-          <w:szCs w:val="24"/>
-        </w:rPr>
-      </w:pPr>
-      <w:r>
-        <w:rPr>
-          <w:rFonts w:eastAsia="Bookman Old Style" w:cs="Bookman Old Style" w:ascii="Bookman Old Style" w:hAnsi="Bookman Old Style"/>
-          <w:sz w:val="24"/>
-          <w:szCs w:val="24"/>
-        </w:rPr>
-      </w:r>
-    </w:p>
-    <w:p>
-      <w:pPr>
-        <w:pStyle w:val="normal1"/>
-        <w:jc w:val="center"/>
-        <w:rPr>
-          <w:rFonts w:ascii="Bookman Old Style" w:hAnsi="Bookman Old Style" w:eastAsia="Bookman Old Style" w:cs="Bookman Old Style"/>
-          <w:sz w:val="24"/>
-          <w:szCs w:val="24"/>
-        </w:rPr>
-      </w:pPr>
-      <w:r>
-        <w:rPr>
-          <w:rFonts w:eastAsia="Bookman Old Style" w:cs="Bookman Old Style" w:ascii="Bookman Old Style" w:hAnsi="Bookman Old Style"/>
-          <w:sz w:val="24"/>
-          <w:szCs w:val="24"/>
-        </w:rPr>
-      </w:r>
-    </w:p>
-    <w:p>
-      <w:pPr>
-        <w:pStyle w:val="normal1"/>
         <w:jc w:val="center"/>
         <w:rPr>
           <w:rFonts w:ascii="Bookman Old Style" w:hAnsi="Bookman Old Style" w:eastAsia="Bookman Old Style" w:cs="Bookman Old Style"/>
@@ -3139,12 +3098,49 @@
           <w:sz w:val="24"/>
           <w:szCs w:val="24"/>
         </w:rPr>
+      </w:r>
+    </w:p>
+    <w:p>
+      <w:pPr>
+        <w:pStyle w:val="normal1"/>
+        <w:jc w:val="center"/>
+        <w:rPr>
+          <w:rFonts w:ascii="Bookman Old Style" w:hAnsi="Bookman Old Style" w:eastAsia="Bookman Old Style" w:cs="Bookman Old Style"/>
+          <w:sz w:val="24"/>
+          <w:szCs w:val="24"/>
+        </w:rPr>
+      </w:pPr>
+      <w:r>
+        <w:rPr>
+          <w:rFonts w:eastAsia="Bookman Old Style" w:cs="Bookman Old Style" w:ascii="Bookman Old Style" w:hAnsi="Bookman Old Style"/>
+          <w:sz w:val="24"/>
+          <w:szCs w:val="24"/>
+        </w:rPr>
+      </w:r>
+    </w:p>
+    <w:p>
+      <w:pPr>
+        <w:pStyle w:val="normal1"/>
+        <w:jc w:val="center"/>
+        <w:rPr>
+          <w:rFonts w:ascii="Bookman Old Style" w:hAnsi="Bookman Old Style" w:eastAsia="Bookman Old Style" w:cs="Bookman Old Style"/>
+          <w:sz w:val="24"/>
+          <w:szCs w:val="24"/>
+        </w:rPr>
+      </w:pPr>
+      <w:r>
+        <w:rPr>
+          <w:rFonts w:eastAsia="Bookman Old Style" w:cs="Bookman Old Style" w:ascii="Bookman Old Style" w:hAnsi="Bookman Old Style"/>
+          <w:sz w:val="24"/>
+          <w:szCs w:val="24"/>
+        </w:rPr>
         <w:t>(${nama_ppk})</w:t>
       </w:r>
     </w:p>
     <w:sectPr>
-      <w:headerReference w:type="default" r:id="rId5"/>
-      <w:headerReference w:type="first" r:id="rId6"/>
+      <w:headerReference w:type="even" r:id="rId5"/>
+      <w:headerReference w:type="default" r:id="rId6"/>
+      <w:headerReference w:type="first" r:id="rId7"/>
       <w:type w:val="nextPage"/>
       <w:pgSz w:orient="landscape" w:w="16838" w:h="11906"/>
       <w:pgMar w:left="1440" w:right="1440" w:gutter="0" w:header="720" w:top="1440" w:footer="0" w:bottom="1440"/>
@@ -3176,7 +3172,6 @@
   <w:p>
     <w:pPr>
       <w:pStyle w:val="normal1"/>
-      <w:pBdr/>
       <w:tabs>
         <w:tab w:val="clear" w:pos="720"/>
         <w:tab w:val="center" w:pos="4513" w:leader="none"/>
@@ -3228,7 +3223,6 @@
   <w:p>
     <w:pPr>
       <w:pStyle w:val="normal1"/>
-      <w:pBdr/>
       <w:tabs>
         <w:tab w:val="clear" w:pos="720"/>
         <w:tab w:val="center" w:pos="4513" w:leader="none"/>
@@ -3265,8 +3259,21 @@
 <w:hdr xmlns:o="urn:schemas-microsoft-com:office:office" xmlns:r="http://schemas.openxmlformats.org/officeDocument/2006/relationships" xmlns:v="urn:schemas-microsoft-com:vml" xmlns:w="http://schemas.openxmlformats.org/wordprocessingml/2006/main" xmlns:w10="urn:schemas-microsoft-com:office:word" xmlns:wp="http://schemas.openxmlformats.org/drawingml/2006/wordprocessingDrawing" xmlns:pic="http://schemas.openxmlformats.org/drawingml/2006/picture" xmlns:wps="http://schemas.microsoft.com/office/word/2010/wordprocessingShape" xmlns:wpg="http://schemas.microsoft.com/office/word/2010/wordprocessingGroup" xmlns:mc="http://schemas.openxmlformats.org/markup-compatibility/2006" xmlns:wp14="http://schemas.microsoft.com/office/word/2010/wordprocessingDrawing" xmlns:w14="http://schemas.microsoft.com/office/word/2010/wordml" xmlns:w15="http://schemas.microsoft.com/office/word/2012/wordml" mc:Ignorable="w14 wp14 w15">
   <w:p>
     <w:pPr>
+      <w:pStyle w:val="Header"/>
+      <w:rPr/>
+    </w:pPr>
+    <w:r>
+      <w:rPr/>
+    </w:r>
+  </w:p>
+</w:hdr>
+</file>
+
+<file path=word/header5.xml><?xml version="1.0" encoding="utf-8"?>
+<w:hdr xmlns:o="urn:schemas-microsoft-com:office:office" xmlns:r="http://schemas.openxmlformats.org/officeDocument/2006/relationships" xmlns:v="urn:schemas-microsoft-com:vml" xmlns:w="http://schemas.openxmlformats.org/wordprocessingml/2006/main" xmlns:w10="urn:schemas-microsoft-com:office:word" xmlns:wp="http://schemas.openxmlformats.org/drawingml/2006/wordprocessingDrawing" xmlns:pic="http://schemas.openxmlformats.org/drawingml/2006/picture" xmlns:wps="http://schemas.microsoft.com/office/word/2010/wordprocessingShape" xmlns:wpg="http://schemas.microsoft.com/office/word/2010/wordprocessingGroup" xmlns:mc="http://schemas.openxmlformats.org/markup-compatibility/2006" xmlns:wp14="http://schemas.microsoft.com/office/word/2010/wordprocessingDrawing" xmlns:w14="http://schemas.microsoft.com/office/word/2010/wordml" xmlns:w15="http://schemas.microsoft.com/office/word/2012/wordml" mc:Ignorable="w14 wp14 w15">
+  <w:p>
+    <w:pPr>
       <w:pStyle w:val="normal1"/>
-      <w:pBdr/>
       <w:tabs>
         <w:tab w:val="clear" w:pos="720"/>
         <w:tab w:val="center" w:pos="4513" w:leader="none"/>
@@ -3318,7 +3325,6 @@
   <w:p>
     <w:pPr>
       <w:pStyle w:val="normal1"/>
-      <w:pBdr/>
       <w:tabs>
         <w:tab w:val="clear" w:pos="720"/>
         <w:tab w:val="center" w:pos="4513" w:leader="none"/>
@@ -3337,9 +3343,77 @@
 </w:hdr>
 </file>
 
-<file path=word/header5.xml><?xml version="1.0" encoding="utf-8"?>
+<file path=word/header6.xml><?xml version="1.0" encoding="utf-8"?>
 <w:hdr xmlns:o="urn:schemas-microsoft-com:office:office" xmlns:r="http://schemas.openxmlformats.org/officeDocument/2006/relationships" xmlns:v="urn:schemas-microsoft-com:vml" xmlns:w="http://schemas.openxmlformats.org/wordprocessingml/2006/main" xmlns:w10="urn:schemas-microsoft-com:office:word" xmlns:wp="http://schemas.openxmlformats.org/drawingml/2006/wordprocessingDrawing" xmlns:pic="http://schemas.openxmlformats.org/drawingml/2006/picture" xmlns:wps="http://schemas.microsoft.com/office/word/2010/wordprocessingShape" xmlns:wpg="http://schemas.microsoft.com/office/word/2010/wordprocessingGroup" xmlns:mc="http://schemas.openxmlformats.org/markup-compatibility/2006" xmlns:wp14="http://schemas.microsoft.com/office/word/2010/wordprocessingDrawing" xmlns:w14="http://schemas.microsoft.com/office/word/2010/wordml" xmlns:w15="http://schemas.microsoft.com/office/word/2012/wordml" mc:Ignorable="w14 wp14 w15">
-  <w:p/>
+  <w:p>
+    <w:pPr>
+      <w:pStyle w:val="normal1"/>
+      <w:tabs>
+        <w:tab w:val="clear" w:pos="720"/>
+        <w:tab w:val="center" w:pos="4513" w:leader="none"/>
+        <w:tab w:val="right" w:pos="9026" w:leader="none"/>
+      </w:tabs>
+      <w:jc w:val="center"/>
+      <w:rPr>
+        <w:color w:val="000000"/>
+      </w:rPr>
+    </w:pPr>
+    <w:r>
+      <w:rPr>
+        <w:rFonts w:eastAsia="Bookman Old Style" w:cs="Bookman Old Style" w:ascii="Bookman Old Style" w:hAnsi="Bookman Old Style"/>
+        <w:sz w:val="22"/>
+        <w:szCs w:val="22"/>
+      </w:rPr>
+      <w:t>-</w:t>
+    </w:r>
+    <w:r>
+      <w:rPr/>
+      <w:fldChar w:fldCharType="begin"/>
+    </w:r>
+    <w:r>
+      <w:rPr/>
+      <w:instrText xml:space="preserve"> PAGE </w:instrText>
+    </w:r>
+    <w:r>
+      <w:rPr/>
+      <w:fldChar w:fldCharType="separate"/>
+    </w:r>
+    <w:r>
+      <w:rPr/>
+      <w:t>4</w:t>
+    </w:r>
+    <w:r>
+      <w:rPr/>
+      <w:fldChar w:fldCharType="end"/>
+    </w:r>
+    <w:r>
+      <w:rPr>
+        <w:rFonts w:eastAsia="Bookman Old Style" w:cs="Bookman Old Style" w:ascii="Bookman Old Style" w:hAnsi="Bookman Old Style"/>
+        <w:color w:val="000000"/>
+        <w:sz w:val="22"/>
+        <w:szCs w:val="22"/>
+      </w:rPr>
+      <w:t>-</w:t>
+    </w:r>
+  </w:p>
+  <w:p>
+    <w:pPr>
+      <w:pStyle w:val="normal1"/>
+      <w:tabs>
+        <w:tab w:val="clear" w:pos="720"/>
+        <w:tab w:val="center" w:pos="4513" w:leader="none"/>
+        <w:tab w:val="right" w:pos="9026" w:leader="none"/>
+      </w:tabs>
+      <w:rPr>
+        <w:color w:val="000000"/>
+      </w:rPr>
+    </w:pPr>
+    <w:r>
+      <w:rPr>
+        <w:color w:val="000000"/>
+      </w:rPr>
+    </w:r>
+  </w:p>
 </w:hdr>
 </file>
 
@@ -3734,6 +3808,7 @@
     <w:qFormat/>
     <w:pPr>
       <w:widowControl w:val="false"/>
+      <w:suppressAutoHyphens w:val="true"/>
       <w:bidi w:val="0"/>
       <w:spacing w:before="0" w:after="0"/>
       <w:jc w:val="start"/>
@@ -3910,6 +3985,7 @@
     <w:qFormat/>
     <w:pPr>
       <w:widowControl w:val="false"/>
+      <w:suppressAutoHyphens w:val="true"/>
       <w:bidi w:val="0"/>
       <w:spacing w:before="0" w:after="0"/>
       <w:jc w:val="start"/>

--- a/static/templates-se2026/bapp_termin1_pcl_se2026.docx
+++ b/static/templates-se2026/bapp_termin1_pcl_se2026.docx
@@ -633,7 +633,17 @@
           <w:sz w:val="24"/>
           <w:szCs w:val="24"/>
         </w:rPr>
-        <w:t>PIHAK KEDUA telah melaksanakan pekerjaan Pendataan Lapangan  Sensus Ekonomi 2026 pada Badan Pusat Statistik Kabupaten/Kota Dompu berdasarkan Perjanjian Kerja Nomor: ${nomor_spk}, sesuai dengan target pekerjaan termin I yang ditetapkan sebesar ${target_sls} SLS/Sub-SLS.</w:t>
+        <w:t xml:space="preserve">PIHAK KEDUA </w:t>
+      </w:r>
+      <w:r>
+        <w:rPr>
+          <w:rFonts w:eastAsia="Bookman Old Style" w:cs="Bookman Old Style" w:ascii="Bookman Old Style" w:hAnsi="Bookman Old Style"/>
+          <w:b w:val="false"/>
+          <w:bCs w:val="false"/>
+          <w:sz w:val="24"/>
+          <w:szCs w:val="24"/>
+        </w:rPr>
+        <w:t>telah melaksanakan pekerjaan Pendataan Lapangan  Sensus Ekonomi 2026 pada Badan Pusat Statistik Kabupaten/Kota Dompu berdasarkan Perjanjian Kerja Nomor: ${nomor_spk}, sesuai dengan target pekerjaan termin I yang ditetapkan sebesar ${target_sls} SLS/Sub-SLS.</w:t>
       </w:r>
     </w:p>
     <w:p>

--- a/static/templates-se2026/bapp_termin1_pcl_se2026.docx
+++ b/static/templates-se2026/bapp_termin1_pcl_se2026.docx
@@ -2258,20 +2258,18 @@
               <w:pStyle w:val="normal1"/>
               <w:jc w:val="center"/>
               <w:rPr>
+                <w:u w:val="none"/>
+              </w:rPr>
+            </w:pPr>
+            <w:r>
+              <w:rPr>
+                <w:rFonts w:eastAsia="Bookman Old Style" w:cs="Bookman Old Style" w:ascii="Bookman Old Style" w:hAnsi="Bookman Old Style"/>
                 <w:i w:val="false"/>
                 <w:iCs w:val="false"/>
                 <w:color w:val="auto"/>
-              </w:rPr>
-            </w:pPr>
-            <w:r>
-              <w:rPr>
-                <w:rFonts w:eastAsia="Bookman Old Style" w:cs="Bookman Old Style" w:ascii="Bookman Old Style" w:hAnsi="Bookman Old Style"/>
-                <w:i w:val="false"/>
-                <w:iCs w:val="false"/>
-                <w:color w:val="auto"/>
-                <w:sz w:val="24"/>
-                <w:szCs w:val="24"/>
-                <w:u w:val="single"/>
+                <w:sz w:val="24"/>
+                <w:szCs w:val="24"/>
+                <w:u w:val="none"/>
               </w:rPr>
               <w:t>${target_sls} SLS/Sub-SLS</w:t>
             </w:r>
